--- a/Onboarding_Blueprint_2026-05-30.docx
+++ b/Onboarding_Blueprint_2026-05-30.docx
@@ -2,7 +2,7 @@
 <file path=word/document.xml><?xml version="1.0" encoding="utf-8"?>
 <w:document xmlns:w="http://schemas.openxmlformats.org/wordprocessingml/2006/main" xmlns:m="http://schemas.openxmlformats.org/officeDocument/2006/math" xmlns:r="http://schemas.openxmlformats.org/officeDocument/2006/relationships" xmlns:o="urn:schemas-microsoft-com:office:office" xmlns:v="urn:schemas-microsoft-com:vml" xmlns:w10="urn:schemas-microsoft-com:office:word" xmlns:a="http://schemas.openxmlformats.org/drawingml/2006/main" xmlns:pic="http://schemas.openxmlformats.org/drawingml/2006/picture" xmlns:wp="http://schemas.openxmlformats.org/drawingml/2006/wordprocessingDrawing">
   <w:body>
-    <w:bookmarkStart w:id="35" w:name="X8dc9a956c591b619110576e9ac785ca9b9bb9e0"/>
+    <w:bookmarkStart w:id="36" w:name="X8dc9a956c591b619110576e9ac785ca9b9bb9e0"/>
     <w:p>
       <w:pPr>
         <w:pStyle w:val="Heading1"/>
@@ -742,7 +742,7 @@
       </w:r>
     </w:p>
     <w:bookmarkEnd w:id="10"/>
-    <w:bookmarkStart w:id="22" w:name="flow-1-customer-onboarding"/>
+    <w:bookmarkStart w:id="23" w:name="flow-1-customer-onboarding"/>
     <w:p>
       <w:pPr>
         <w:pStyle w:val="Heading2"/>
@@ -3978,7 +3978,7 @@
       </w:r>
     </w:p>
     <w:bookmarkEnd w:id="12"/>
-    <w:bookmarkStart w:id="17" w:name="X18ee7fd121c744e0b5f4df4ef5512eefba1a94b"/>
+    <w:bookmarkStart w:id="18" w:name="X18ee7fd121c744e0b5f4df4ef5512eefba1a94b"/>
     <w:p>
       <w:pPr>
         <w:pStyle w:val="Heading3"/>
@@ -7011,6 +7011,76 @@
                 <w:b/>
                 <w:bCs/>
               </w:rPr>
+              <w:t xml:space="preserve">This free auto-mark IS the couple’s switcher icon (owner-locked 2026-06-03):</w:t>
+            </w:r>
+            <w:r>
+              <w:t xml:space="preserve"> </w:t>
+            </w:r>
+            <w:r>
+              <w:t xml:space="preserve">the chosen frame + font + initials persist to</w:t>
+            </w:r>
+            <w:r>
+              <w:t xml:space="preserve"> </w:t>
+            </w:r>
+            <w:r>
+              <w:rPr>
+                <w:rStyle w:val="VerbatimChar"/>
+              </w:rPr>
+              <w:t xml:space="preserve">events.monogram_svg</w:t>
+            </w:r>
+            <w:r>
+              <w:t xml:space="preserve">, which the</w:t>
+            </w:r>
+            <w:r>
+              <w:t xml:space="preserve"> </w:t>
+            </w:r>
+            <w:r>
+              <w:rPr>
+                <w:b/>
+                <w:bCs/>
+              </w:rPr>
+              <w:t xml:space="preserve">upper-left event-switcher monogram</w:t>
+            </w:r>
+            <w:r>
+              <w:t xml:space="preserve"> </w:t>
+            </w:r>
+            <w:r>
+              <w:t xml:space="preserve">in app chrome renders (</w:t>
+            </w:r>
+            <w:hyperlink r:id="rId15">
+              <w:r>
+                <w:rPr>
+                  <w:rStyle w:val="Hyperlink"/>
+                </w:rPr>
+                <w:t xml:space="preserve">0000</w:t>
+              </w:r>
+            </w:hyperlink>
+            <w:r>
+              <w:t xml:space="preserve"> </w:t>
+            </w:r>
+            <w:r>
+              <w:t xml:space="preserve">§ event switcher) — so the couple’s gold mark identifies their event in chrome from onboarding completion, replacing the plain-initials fallback (rendered letters-forward at the ~28px switcher size · the ornate frame reads here in the medallion + the Website editor · the upper-right profile avatar per 0021 §2.0c stays the</w:t>
+            </w:r>
+            <w:r>
+              <w:t xml:space="preserve"> </w:t>
+            </w:r>
+            <w:r>
+              <w:t xml:space="preserve">“me / home”</w:t>
+            </w:r>
+            <w:r>
+              <w:t xml:space="preserve"> </w:t>
+            </w:r>
+            <w:r>
+              <w:t xml:space="preserve">initials-or-photo affordance, a deliberately separate element).</w:t>
+            </w:r>
+            <w:r>
+              <w:t xml:space="preserve"> </w:t>
+            </w:r>
+            <w:r>
+              <w:rPr>
+                <w:b/>
+                <w:bCs/>
+              </w:rPr>
               <w:t xml:space="preserve">Tap-to-restyle (owner 2026-06-01</w:t>
             </w:r>
             <w:r>
@@ -7712,7 +7782,7 @@
             <w:r>
               <w:t xml:space="preserve"> </w:t>
             </w:r>
-            <w:hyperlink r:id="rId15">
+            <w:hyperlink r:id="rId16">
               <w:r>
                 <w:rPr>
                   <w:rStyle w:val="Hyperlink"/>
@@ -10199,7 +10269,7 @@
             <w:r>
               <w:t xml:space="preserve"> </w:t>
             </w:r>
-            <w:hyperlink r:id="rId16">
+            <w:hyperlink r:id="rId17">
               <w:r>
                 <w:rPr>
                   <w:rStyle w:val="Hyperlink"/>
@@ -11947,8 +12017,8 @@
         <w:t xml:space="preserve">onboarding questions — too niche — they’re inline-refine filters when browsing that category (Vendor Match Personalization §5b).</w:t>
       </w:r>
     </w:p>
-    <w:bookmarkEnd w:id="17"/>
-    <w:bookmarkStart w:id="18" w:name="your-plan-the-end-screen-owner-designed"/>
+    <w:bookmarkEnd w:id="18"/>
+    <w:bookmarkStart w:id="19" w:name="your-plan-the-end-screen-owner-designed"/>
     <w:p>
       <w:pPr>
         <w:pStyle w:val="Heading3"/>
@@ -12336,8 +12406,8 @@
         <w:t xml:space="preserve">— owner to decide.</w:t>
       </w:r>
     </w:p>
-    <w:bookmarkEnd w:id="18"/>
-    <w:bookmarkStart w:id="19" w:name="X582e22487f2d69888bc96dbe7b28e3acf3c6ae2"/>
+    <w:bookmarkEnd w:id="19"/>
+    <w:bookmarkStart w:id="20" w:name="X582e22487f2d69888bc96dbe7b28e3acf3c6ae2"/>
     <w:p>
       <w:pPr>
         <w:pStyle w:val="Heading3"/>
@@ -13866,8 +13936,8 @@
         <w:t xml:space="preserve">.</w:t>
       </w:r>
     </w:p>
-    <w:bookmarkEnd w:id="19"/>
-    <w:bookmarkStart w:id="20" w:name="X2c2ada57ecf028496668f0b03a3a25e95406e8e"/>
+    <w:bookmarkEnd w:id="20"/>
+    <w:bookmarkStart w:id="21" w:name="X2c2ada57ecf028496668f0b03a3a25e95406e8e"/>
     <w:p>
       <w:pPr>
         <w:pStyle w:val="Heading3"/>
@@ -14402,8 +14472,8 @@
         <w:t xml:space="preserve">); the manager lands as a fast follow.</w:t>
       </w:r>
     </w:p>
-    <w:bookmarkEnd w:id="20"/>
-    <w:bookmarkStart w:id="21" w:name="X411b1d334fb1341ce533ebff73036ba1fb08566"/>
+    <w:bookmarkEnd w:id="21"/>
+    <w:bookmarkStart w:id="22" w:name="X411b1d334fb1341ce533ebff73036ba1fb08566"/>
     <w:p>
       <w:pPr>
         <w:pStyle w:val="Heading3"/>
@@ -16504,9 +16574,9 @@
         </w:pict>
       </w:r>
     </w:p>
-    <w:bookmarkEnd w:id="21"/>
     <w:bookmarkEnd w:id="22"/>
-    <w:bookmarkStart w:id="26" w:name="flow-2-vendor-onboarding-1-signup"/>
+    <w:bookmarkEnd w:id="23"/>
+    <w:bookmarkStart w:id="27" w:name="flow-2-vendor-onboarding-1-signup"/>
     <w:p>
       <w:pPr>
         <w:pStyle w:val="Heading2"/>
@@ -17281,7 +17351,7 @@
         </w:tc>
       </w:tr>
     </w:tbl>
-    <w:bookmarkStart w:id="23" w:name="the-0-vs-15-pitch-vendor-demo-screen"/>
+    <w:bookmarkStart w:id="24" w:name="the-0-vs-15-pitch-vendor-demo-screen"/>
     <w:p>
       <w:pPr>
         <w:pStyle w:val="Heading3"/>
@@ -17654,8 +17724,8 @@
         <w:t xml:space="preserve">). The ₱1M math stays just as devastating.</w:t>
       </w:r>
     </w:p>
-    <w:bookmarkEnd w:id="23"/>
-    <w:bookmarkStart w:id="25" w:name="starter-token-bundle-end-screen"/>
+    <w:bookmarkEnd w:id="24"/>
+    <w:bookmarkStart w:id="26" w:name="starter-token-bundle-end-screen"/>
     <w:p>
       <w:pPr>
         <w:pStyle w:val="Heading3"/>
@@ -17668,11 +17738,11 @@
       <w:pPr>
         <w:pStyle w:val="Heading2"/>
       </w:pPr>
-      <w:bookmarkStart w:id="24" w:name="start-with-tokens."/>
+      <w:bookmarkStart w:id="25" w:name="start-with-tokens."/>
       <w:r>
         <w:t xml:space="preserve">Start with tokens.</w:t>
       </w:r>
-      <w:bookmarkEnd w:id="24"/>
+      <w:bookmarkEnd w:id="25"/>
     </w:p>
     <w:p>
       <w:pPr>
@@ -17821,9 +17891,9 @@
         </w:pict>
       </w:r>
     </w:p>
-    <w:bookmarkEnd w:id="25"/>
     <w:bookmarkEnd w:id="26"/>
-    <w:bookmarkStart w:id="29" w:name="X81572c9381a6188bea14740bc6314426256781f"/>
+    <w:bookmarkEnd w:id="27"/>
+    <w:bookmarkStart w:id="30" w:name="X81572c9381a6188bea14740bc6314426256781f"/>
     <w:p>
       <w:pPr>
         <w:pStyle w:val="Heading2"/>
@@ -17957,7 +18027,7 @@
         <w:t xml:space="preserve">— verified-seal + the 100-token wallet drop (screen 1), the good/better/best benefits cards (screen 3), and the monthly/yearly billing toggle (screen 4).</w:t>
       </w:r>
     </w:p>
-    <w:bookmarkStart w:id="27" w:name="spine"/>
+    <w:bookmarkStart w:id="28" w:name="spine"/>
     <w:p>
       <w:pPr>
         <w:pStyle w:val="Heading3"/>
@@ -18092,8 +18162,8 @@
         <w:t xml:space="preserve">soft skip, always.</w:t>
       </w:r>
     </w:p>
-    <w:bookmarkEnd w:id="27"/>
-    <w:bookmarkStart w:id="28" w:name="X440dfd7061538f37aacd333212a9f781f1e1e84"/>
+    <w:bookmarkEnd w:id="28"/>
+    <w:bookmarkStart w:id="29" w:name="X440dfd7061538f37aacd333212a9f781f1e1e84"/>
     <w:p>
       <w:pPr>
         <w:pStyle w:val="Heading3"/>
@@ -18358,9 +18428,9 @@
         </w:pict>
       </w:r>
     </w:p>
-    <w:bookmarkEnd w:id="28"/>
     <w:bookmarkEnd w:id="29"/>
-    <w:bookmarkStart w:id="30" w:name="Xc7cfa19e1de92b6ff2fbcade2bc27609fd73a3b"/>
+    <w:bookmarkEnd w:id="30"/>
+    <w:bookmarkStart w:id="31" w:name="Xc7cfa19e1de92b6ff2fbcade2bc27609fd73a3b"/>
     <w:p>
       <w:pPr>
         <w:pStyle w:val="Heading2"/>
@@ -20267,8 +20337,8 @@
         </w:pict>
       </w:r>
     </w:p>
-    <w:bookmarkEnd w:id="30"/>
-    <w:bookmarkStart w:id="31" w:name="token-economics-reference"/>
+    <w:bookmarkEnd w:id="31"/>
+    <w:bookmarkStart w:id="32" w:name="token-economics-reference"/>
     <w:p>
       <w:pPr>
         <w:pStyle w:val="Heading2"/>
@@ -20422,8 +20492,8 @@
         </w:pict>
       </w:r>
     </w:p>
-    <w:bookmarkEnd w:id="31"/>
-    <w:bookmarkStart w:id="32" w:name="open-defaulted-decisions-drift-flags"/>
+    <w:bookmarkEnd w:id="32"/>
+    <w:bookmarkStart w:id="33" w:name="open-defaulted-decisions-drift-flags"/>
     <w:p>
       <w:pPr>
         <w:pStyle w:val="Heading2"/>
@@ -20897,8 +20967,8 @@
         </w:pict>
       </w:r>
     </w:p>
-    <w:bookmarkEnd w:id="32"/>
-    <w:bookmarkStart w:id="33" w:name="cross-iteration-impact"/>
+    <w:bookmarkEnd w:id="33"/>
+    <w:bookmarkStart w:id="34" w:name="cross-iteration-impact"/>
     <w:p>
       <w:pPr>
         <w:pStyle w:val="Heading2"/>
@@ -21143,8 +21213,8 @@
         </w:pict>
       </w:r>
     </w:p>
-    <w:bookmarkEnd w:id="33"/>
-    <w:bookmarkStart w:id="34" w:name="next-steps"/>
+    <w:bookmarkEnd w:id="34"/>
+    <w:bookmarkStart w:id="35" w:name="next-steps"/>
     <w:p>
       <w:pPr>
         <w:pStyle w:val="Heading2"/>
@@ -21217,8 +21287,8 @@
         <w:t xml:space="preserve">Engineering build (skill Phase 5) — sequence per owner; realistically post-pilot. Strong candidate for one shared onboarding engine (progress bar + answer persistence + screen framework) driving three content configs.</w:t>
       </w:r>
     </w:p>
-    <w:bookmarkEnd w:id="34"/>
     <w:bookmarkEnd w:id="35"/>
+    <w:bookmarkEnd w:id="36"/>
     <w:sectPr>
       <w:footnotePr>
         <w:numRestart w:val="eachSect"/>

--- a/Onboarding_Blueprint_2026-05-30.docx
+++ b/Onboarding_Blueprint_2026-05-30.docx
@@ -735,6 +735,176 @@
       </w:r>
     </w:p>
     <w:p>
+      <w:pPr>
+        <w:pStyle w:val="Compact"/>
+        <w:numPr>
+          <w:ilvl w:val="0"/>
+          <w:numId w:val="1001"/>
+        </w:numPr>
+      </w:pPr>
+      <w:r>
+        <w:rPr>
+          <w:b/>
+          <w:bCs/>
+        </w:rPr>
+        <w:t xml:space="preserve">Names auto-format to title case, live as typed (owner-locked 2026-06-03).</w:t>
+      </w:r>
+      <w:r>
+        <w:t xml:space="preserve"> </w:t>
+      </w:r>
+      <w:r>
+        <w:t xml:space="preserve">Every name field in onboarding — the account/full name at the soft gate (</w:t>
+      </w:r>
+      <w:r>
+        <w:rPr>
+          <w:rStyle w:val="VerbatimChar"/>
+        </w:rPr>
+        <w:t xml:space="preserve">users.full_name</w:t>
+      </w:r>
+      <w:r>
+        <w:t xml:space="preserve">) and the</w:t>
+      </w:r>
+      <w:r>
+        <w:t xml:space="preserve"> </w:t>
+      </w:r>
+      <w:r>
+        <w:rPr>
+          <w:b/>
+          <w:bCs/>
+        </w:rPr>
+        <w:t xml:space="preserve">four wedding-name fields</w:t>
+      </w:r>
+      <w:r>
+        <w:t xml:space="preserve"> </w:t>
+      </w:r>
+      <w:r>
+        <w:t xml:space="preserve">on screen 5 — Bride/Groom first + last (</w:t>
+      </w:r>
+      <w:r>
+        <w:rPr>
+          <w:rStyle w:val="VerbatimChar"/>
+        </w:rPr>
+        <w:t xml:space="preserve">events.display_name</w:t>
+      </w:r>
+      <w:r>
+        <w:t xml:space="preserve"> </w:t>
+      </w:r>
+      <w:r>
+        <w:t xml:space="preserve">+ the four name columns) — auto-formats to</w:t>
+      </w:r>
+      <w:r>
+        <w:t xml:space="preserve"> </w:t>
+      </w:r>
+      <w:r>
+        <w:rPr>
+          <w:b/>
+          <w:bCs/>
+        </w:rPr>
+        <w:t xml:space="preserve">Smart PH-aware title case</w:t>
+      </w:r>
+      <w:r>
+        <w:t xml:space="preserve"> </w:t>
+      </w:r>
+      <w:r>
+        <w:t xml:space="preserve">while the user types (first letter up / rest down per word; particles like</w:t>
+      </w:r>
+      <w:r>
+        <w:t xml:space="preserve"> </w:t>
+      </w:r>
+      <w:r>
+        <w:rPr>
+          <w:i/>
+          <w:iCs/>
+        </w:rPr>
+        <w:t xml:space="preserve">de la</w:t>
+      </w:r>
+      <w:r>
+        <w:t xml:space="preserve"> </w:t>
+      </w:r>
+      <w:r>
+        <w:t xml:space="preserve">stay lowercase, suffixes like</w:t>
+      </w:r>
+      <w:r>
+        <w:t xml:space="preserve"> </w:t>
+      </w:r>
+      <w:r>
+        <w:rPr>
+          <w:i/>
+          <w:iCs/>
+        </w:rPr>
+        <w:t xml:space="preserve">III</w:t>
+      </w:r>
+      <w:r>
+        <w:t xml:space="preserve"> </w:t>
+      </w:r>
+      <w:r>
+        <w:t xml:space="preserve">go all-caps,</w:t>
+      </w:r>
+      <w:r>
+        <w:t xml:space="preserve"> </w:t>
+      </w:r>
+      <w:r>
+        <w:rPr>
+          <w:i/>
+          <w:iCs/>
+        </w:rPr>
+        <w:t xml:space="preserve">Mc</w:t>
+      </w:r>
+      <w:r>
+        <w:t xml:space="preserve"> </w:t>
+      </w:r>
+      <w:r>
+        <w:t xml:space="preserve">is cased, while plain</w:t>
+      </w:r>
+      <w:r>
+        <w:t xml:space="preserve"> </w:t>
+      </w:r>
+      <w:r>
+        <w:rPr>
+          <w:i/>
+          <w:iCs/>
+        </w:rPr>
+        <w:t xml:space="preserve">Mac</w:t>
+      </w:r>
+      <w:r>
+        <w:t xml:space="preserve"> </w:t>
+      </w:r>
+      <w:r>
+        <w:t xml:space="preserve">and a possessive</w:t>
+      </w:r>
+      <w:r>
+        <w:t xml:space="preserve"> </w:t>
+      </w:r>
+      <w:r>
+        <w:rPr>
+          <w:i/>
+          <w:iCs/>
+        </w:rPr>
+        <w:t xml:space="preserve">’s</w:t>
+      </w:r>
+      <w:r>
+        <w:t xml:space="preserve"> </w:t>
+      </w:r>
+      <w:r>
+        <w:t xml:space="preserve">are left alone). Same</w:t>
+      </w:r>
+      <w:r>
+        <w:t xml:space="preserve"> </w:t>
+      </w:r>
+      <w:r>
+        <w:rPr>
+          <w:rStyle w:val="VerbatimChar"/>
+        </w:rPr>
+        <w:t xml:space="preserve">titleCaseName()</w:t>
+      </w:r>
+      <w:r>
+        <w:t xml:space="preserve"> </w:t>
+      </w:r>
+      <w:r>
+        <w:t xml:space="preserve">util the guest list uses (0001) — one source of truth, re-normalized server-side on persist. Why: the couple’s wedding identity + auto-monogram read cleanly without anyone having to fix CAPS-LOCK or all-lowercase entry, the UX-best default. See DECISION_LOG 2026-06-03.</w:t>
+      </w:r>
+    </w:p>
+    <w:p>
       <w:r>
         <w:pict>
           <v:rect style="width:0;height:1.5pt" o:hralign="center" o:hrstd="t" o:hr="t"/>
@@ -897,7 +1067,7 @@
         <w:t xml:space="preserve">personalization data; they’re an optional conversion layer, kept separate.</w:t>
       </w:r>
     </w:p>
-    <w:bookmarkStart w:id="11" w:name="Xc8ce76150b000d38bc3c6ccdeb84911ea694572"/>
+    <w:bookmarkStart w:id="12" w:name="Xc8ce76150b000d38bc3c6ccdeb84911ea694572"/>
     <w:p>
       <w:pPr>
         <w:pStyle w:val="Heading3"/>
@@ -1344,6 +1514,12 @@
               </w:rPr>
               <w:t xml:space="preserve">Wedding name</w:t>
             </w:r>
+            <w:r>
+              <w:t xml:space="preserve"> </w:t>
+            </w:r>
+            <w:r>
+              <w:t xml:space="preserve">· Bride first + last · Groom first + last</w:t>
+            </w:r>
           </w:p>
         </w:tc>
         <w:tc>
@@ -1358,6 +1534,142 @@
               </w:rPr>
               <w:t xml:space="preserve">events.display_name</w:t>
             </w:r>
+            <w:r>
+              <w:t xml:space="preserve"> </w:t>
+            </w:r>
+            <w:r>
+              <w:t xml:space="preserve">(friendly</w:t>
+            </w:r>
+            <w:r>
+              <w:t xml:space="preserve"> </w:t>
+            </w:r>
+            <w:r>
+              <w:t xml:space="preserve">“First &amp; First”</w:t>
+            </w:r>
+            <w:r>
+              <w:t xml:space="preserve"> </w:t>
+            </w:r>
+            <w:r>
+              <w:t xml:space="preserve">pair)</w:t>
+            </w:r>
+            <w:r>
+              <w:t xml:space="preserve"> </w:t>
+            </w:r>
+            <w:r>
+              <w:rPr>
+                <w:b/>
+                <w:bCs/>
+              </w:rPr>
+              <w:t xml:space="preserve">+</w:t>
+            </w:r>
+            <w:r>
+              <w:rPr>
+                <w:b/>
+                <w:bCs/>
+              </w:rPr>
+              <w:t xml:space="preserve"> </w:t>
+            </w:r>
+            <w:r>
+              <w:rPr>
+                <w:rStyle w:val="VerbatimChar"/>
+                <w:b/>
+                <w:bCs/>
+              </w:rPr>
+              <w:t xml:space="preserve">events.bride_first_name</w:t>
+            </w:r>
+            <w:r>
+              <w:rPr>
+                <w:b/>
+                <w:bCs/>
+              </w:rPr>
+              <w:t xml:space="preserve"> </w:t>
+            </w:r>
+            <w:r>
+              <w:rPr>
+                <w:b/>
+                <w:bCs/>
+              </w:rPr>
+              <w:t xml:space="preserve">·</w:t>
+            </w:r>
+            <w:r>
+              <w:rPr>
+                <w:b/>
+                <w:bCs/>
+              </w:rPr>
+              <w:t xml:space="preserve"> </w:t>
+            </w:r>
+            <w:r>
+              <w:rPr>
+                <w:rStyle w:val="VerbatimChar"/>
+                <w:b/>
+                <w:bCs/>
+              </w:rPr>
+              <w:t xml:space="preserve">bride_last_name</w:t>
+            </w:r>
+            <w:r>
+              <w:rPr>
+                <w:b/>
+                <w:bCs/>
+              </w:rPr>
+              <w:t xml:space="preserve"> </w:t>
+            </w:r>
+            <w:r>
+              <w:rPr>
+                <w:b/>
+                <w:bCs/>
+              </w:rPr>
+              <w:t xml:space="preserve">·</w:t>
+            </w:r>
+            <w:r>
+              <w:rPr>
+                <w:b/>
+                <w:bCs/>
+              </w:rPr>
+              <w:t xml:space="preserve"> </w:t>
+            </w:r>
+            <w:r>
+              <w:rPr>
+                <w:rStyle w:val="VerbatimChar"/>
+                <w:b/>
+                <w:bCs/>
+              </w:rPr>
+              <w:t xml:space="preserve">groom_first_name</w:t>
+            </w:r>
+            <w:r>
+              <w:rPr>
+                <w:b/>
+                <w:bCs/>
+              </w:rPr>
+              <w:t xml:space="preserve"> </w:t>
+            </w:r>
+            <w:r>
+              <w:rPr>
+                <w:b/>
+                <w:bCs/>
+              </w:rPr>
+              <w:t xml:space="preserve">·</w:t>
+            </w:r>
+            <w:r>
+              <w:rPr>
+                <w:b/>
+                <w:bCs/>
+              </w:rPr>
+              <w:t xml:space="preserve"> </w:t>
+            </w:r>
+            <w:r>
+              <w:rPr>
+                <w:rStyle w:val="VerbatimChar"/>
+                <w:b/>
+                <w:bCs/>
+              </w:rPr>
+              <w:t xml:space="preserve">groom_last_name</w:t>
+            </w:r>
+            <w:r>
+              <w:t xml:space="preserve"> </w:t>
+            </w:r>
+            <w:r>
+              <w:t xml:space="preserve">(full names)</w:t>
+            </w:r>
           </w:p>
         </w:tc>
         <w:tc>
@@ -1378,7 +1690,83 @@
               <w:pStyle w:val="Compact"/>
             </w:pPr>
             <w:r>
-              <w:t xml:space="preserve">monogram · website slug · chrome</w:t>
+              <w:t xml:space="preserve">monogram (first-name initials) · invitation + website full names · website slug · chrome.</w:t>
+            </w:r>
+            <w:r>
+              <w:t xml:space="preserve"> </w:t>
+            </w:r>
+            <w:r>
+              <w:rPr>
+                <w:b/>
+                <w:bCs/>
+              </w:rPr>
+              <w:t xml:space="preserve">Four distinct fields (owner 2026-06-04):</w:t>
+            </w:r>
+            <w:r>
+              <w:t xml:space="preserve"> </w:t>
+            </w:r>
+            <w:r>
+              <w:t xml:space="preserve">caret auto-starts at</w:t>
+            </w:r>
+            <w:r>
+              <w:t xml:space="preserve"> </w:t>
+            </w:r>
+            <w:r>
+              <w:rPr>
+                <w:b/>
+                <w:bCs/>
+              </w:rPr>
+              <w:t xml:space="preserve">Bride first</w:t>
+            </w:r>
+            <w:r>
+              <w:t xml:space="preserve"> </w:t>
+            </w:r>
+            <w:r>
+              <w:t xml:space="preserve">·</w:t>
+            </w:r>
+            <w:r>
+              <w:t xml:space="preserve"> </w:t>
+            </w:r>
+            <w:r>
+              <w:rPr>
+                <w:b/>
+                <w:bCs/>
+              </w:rPr>
+              <w:t xml:space="preserve">Enter</w:t>
+            </w:r>
+            <w:r>
+              <w:t xml:space="preserve"> </w:t>
+            </w:r>
+            <w:r>
+              <w:t xml:space="preserve">walks first→last→first→last then closes the keyboard · the</w:t>
+            </w:r>
+            <w:r>
+              <w:t xml:space="preserve"> </w:t>
+            </w:r>
+            <w:r>
+              <w:rPr>
+                <w:b/>
+                <w:bCs/>
+              </w:rPr>
+              <w:t xml:space="preserve">monogram generates once all four are in</w:t>
+            </w:r>
+            <w:r>
+              <w:t xml:space="preserve"> </w:t>
+            </w:r>
+            <w:r>
+              <w:t xml:space="preserve">(light</w:t>
+            </w:r>
+            <w:r>
+              <w:t xml:space="preserve"> </w:t>
+            </w:r>
+            <w:r>
+              <w:t xml:space="preserve">“forming”</w:t>
+            </w:r>
+            <w:r>
+              <w:t xml:space="preserve"> </w:t>
+            </w:r>
+            <w:r>
+              <w:t xml:space="preserve">draft before that).</w:t>
             </w:r>
           </w:p>
         </w:tc>
@@ -1715,7 +2103,7 @@
                 <w:b/>
                 <w:bCs/>
               </w:rPr>
-              <w:t xml:space="preserve">Region</w:t>
+              <w:t xml:space="preserve">Area(s)</w:t>
             </w:r>
             <w:r>
               <w:t xml:space="preserve"> </w:t>
@@ -1725,57 +2113,94 @@
                 <w:i/>
                 <w:iCs/>
               </w:rPr>
-              <w:t xml:space="preserve">(not venue type)</w:t>
-            </w:r>
-          </w:p>
-        </w:tc>
-        <w:tc>
-          <w:tcPr/>
-          <w:p>
-            <w:pPr>
-              <w:pStyle w:val="Compact"/>
-            </w:pPr>
-            <w:r>
-              <w:t xml:space="preserve">region/area — eng: lightweight</w:t>
-            </w:r>
-            <w:r>
-              <w:t xml:space="preserve"> </w:t>
+              <w:t xml:space="preserve">(not venue type · ⚠ amended 2026-06-04)</w:t>
+            </w:r>
+          </w:p>
+        </w:tc>
+        <w:tc>
+          <w:tcPr/>
+          <w:p>
+            <w:pPr>
+              <w:pStyle w:val="Compact"/>
+            </w:pPr>
+            <w:r>
+              <w:rPr>
+                <w:b/>
+                <w:bCs/>
+              </w:rPr>
+              <w:t xml:space="preserve">transient search scope, not stored</w:t>
+            </w:r>
+            <w:r>
+              <w:t xml:space="preserve"> </w:t>
+            </w:r>
+            <w:r>
+              <w:t xml:space="preserve">— couple picks</w:t>
+            </w:r>
+            <w:r>
+              <w:t xml:space="preserve"> </w:t>
+            </w:r>
+            <w:r>
+              <w:rPr>
+                <w:b/>
+                <w:bCs/>
+              </w:rPr>
+              <w:t xml:space="preserve">up to 2 areas</w:t>
+            </w:r>
+            <w:r>
+              <w:t xml:space="preserve"> </w:t>
+            </w:r>
+            <w:r>
+              <w:t xml:space="preserve">to</w:t>
+            </w:r>
+            <w:r>
+              <w:t xml:space="preserve"> </w:t>
+            </w:r>
+            <w:r>
+              <w:rPr>
+                <w:i/>
+                <w:iCs/>
+              </w:rPr>
+              <w:t xml:space="preserve">search for a reception venue</w:t>
+            </w:r>
+            <w:r>
+              <w:t xml:space="preserve">; the stored anchor is the</w:t>
+            </w:r>
+            <w:r>
+              <w:t xml:space="preserve"> </w:t>
+            </w:r>
+            <w:r>
+              <w:rPr>
+                <w:b/>
+                <w:bCs/>
+              </w:rPr>
+              <w:t xml:space="preserve">chosen reception venue + coords</w:t>
+            </w:r>
+            <w:r>
+              <w:t xml:space="preserve"> </w:t>
+            </w:r>
+            <w:r>
+              <w:t xml:space="preserve">(</w:t>
             </w:r>
             <w:r>
               <w:rPr>
                 <w:rStyle w:val="VerbatimChar"/>
               </w:rPr>
+              <w:t xml:space="preserve">events.venue_latitude/longitude</w:t>
+            </w:r>
+            <w:r>
+              <w:t xml:space="preserve">), NOT</w:t>
+            </w:r>
+            <w:r>
+              <w:t xml:space="preserve"> </w:t>
+            </w:r>
+            <w:r>
+              <w:rPr>
+                <w:rStyle w:val="VerbatimChar"/>
+              </w:rPr>
               <w:t xml:space="preserve">events.region</w:t>
             </w:r>
             <w:r>
-              <w:t xml:space="preserve"> </w:t>
-            </w:r>
-            <w:r>
-              <w:t xml:space="preserve">(or coarse</w:t>
-            </w:r>
-            <w:r>
-              <w:t xml:space="preserve"> </w:t>
-            </w:r>
-            <w:r>
-              <w:rPr>
-                <w:rStyle w:val="VerbatimChar"/>
-              </w:rPr>
-              <w:t xml:space="preserve">venue_address</w:t>
-            </w:r>
-            <w:r>
-              <w:t xml:space="preserve">); exact</w:t>
-            </w:r>
-            <w:r>
-              <w:t xml:space="preserve"> </w:t>
-            </w:r>
-            <w:r>
-              <w:rPr>
-                <w:rStyle w:val="VerbatimChar"/>
-              </w:rPr>
-              <w:t xml:space="preserve">venue_name</w:t>
-            </w:r>
-            <w:r>
-              <w:t xml:space="preserve">/coords set later</w:t>
+              <w:t xml:space="preserve">. Region kept only as an optional display label.</w:t>
             </w:r>
           </w:p>
         </w:tc>
@@ -1797,7 +2222,14 @@
               <w:pStyle w:val="Compact"/>
             </w:pPr>
             <w:r>
-              <w:t xml:space="preserve">area / distance vendor matching before an exact venue exists</w:t>
+              <w:rPr>
+                <w:b/>
+                <w:bCs/>
+              </w:rPr>
+              <w:t xml:space="preserve">scopes the reception-venue search</w:t>
+            </w:r>
+            <w:r>
+              <w:t xml:space="preserve">; vendor distance matching then anchors on the chosen reception coords (Vendor_Match §2a/§2b)</w:t>
             </w:r>
           </w:p>
         </w:tc>
@@ -3261,13 +3693,73 @@
           <w:b/>
           <w:bCs/>
         </w:rPr>
-        <w:t xml:space="preserve">Region, not venue type (owner-corrected 2026-05-30).</w:t>
-      </w:r>
-      <w:r>
-        <w:t xml:space="preserve"> </w:t>
-      </w:r>
-      <w:r>
-        <w:t xml:space="preserve">Screen 7 asks the</w:t>
+        <w:t xml:space="preserve">Area search, not a region picker (⚠ reworked 2026-06-04 · supersedes the 2026-05-30 region correction).</w:t>
+      </w:r>
+      <w:r>
+        <w:t xml:space="preserve"> </w:t>
+      </w:r>
+      <w:r>
+        <w:t xml:space="preserve">Screen 7 is a</w:t>
+      </w:r>
+      <w:r>
+        <w:t xml:space="preserve"> </w:t>
+      </w:r>
+      <w:r>
+        <w:rPr>
+          <w:b/>
+          <w:bCs/>
+        </w:rPr>
+        <w:t xml:space="preserve">search field + GPS</w:t>
+      </w:r>
+      <w:r>
+        <w:rPr>
+          <w:b/>
+          <w:bCs/>
+        </w:rPr>
+        <w:t xml:space="preserve"> </w:t>
+      </w:r>
+      <w:r>
+        <w:rPr>
+          <w:b/>
+          <w:bCs/>
+        </w:rPr>
+        <w:t xml:space="preserve">“Near me”</w:t>
+      </w:r>
+      <w:r>
+        <w:rPr>
+          <w:b/>
+          <w:bCs/>
+        </w:rPr>
+        <w:t xml:space="preserve"> </w:t>
+      </w:r>
+      <w:r>
+        <w:rPr>
+          <w:b/>
+          <w:bCs/>
+        </w:rPr>
+        <w:t xml:space="preserve">toggle</w:t>
+      </w:r>
+      <w:r>
+        <w:t xml:space="preserve"> </w:t>
+      </w:r>
+      <w:r>
+        <w:t xml:space="preserve">over a static PH city/hub dataset — the couple picks</w:t>
+      </w:r>
+      <w:r>
+        <w:t xml:space="preserve"> </w:t>
+      </w:r>
+      <w:r>
+        <w:rPr>
+          <w:b/>
+          <w:bCs/>
+        </w:rPr>
+        <w:t xml:space="preserve">up to 2 areas</w:t>
+      </w:r>
+      <w:r>
+        <w:t xml:space="preserve"> </w:t>
+      </w:r>
+      <w:r>
+        <w:t xml:space="preserve">to</w:t>
       </w:r>
       <w:r>
         <w:t xml:space="preserve"> </w:t>
@@ -3277,37 +3769,204 @@
           <w:i/>
           <w:iCs/>
         </w:rPr>
-        <w:t xml:space="preserve">region</w:t>
-      </w:r>
-      <w:r>
-        <w:t xml:space="preserve"> </w:t>
-      </w:r>
-      <w:r>
-        <w:t xml:space="preserve">(Metro Manila · CALABARZON · Cebu · Davao · …), not</w:t>
-      </w:r>
-      <w:r>
-        <w:t xml:space="preserve"> </w:t>
-      </w:r>
-      <w:r>
-        <w:t xml:space="preserve">“types of venue.”</w:t>
-      </w:r>
-      <w:r>
-        <w:t xml:space="preserve"> </w:t>
-      </w:r>
-      <w:r>
-        <w:t xml:space="preserve">Early planners know their area before their exact venue. Eng note: needs a lightweight region field (or coarse</w:t>
-      </w:r>
-      <w:r>
+        <w:t xml:space="preserve">search for a reception venue</w:t>
+      </w:r>
+      <w:r>
+        <w:t xml:space="preserve"> </w:t>
+      </w:r>
+      <w:r>
+        <w:t xml:space="preserve">(e.g. Tagaytay + Quezon City). The area pick is a</w:t>
+      </w:r>
+      <w:r>
+        <w:t xml:space="preserve"> </w:t>
+      </w:r>
+      <w:r>
+        <w:rPr>
+          <w:b/>
+          <w:bCs/>
+        </w:rPr>
+        <w:t xml:space="preserve">transient search scope</w:t>
+      </w:r>
+      <w:r>
+        <w:t xml:space="preserve">, not a stored hard-filter: vendor matching anchors on the chosen reception-venue coords by</w:t>
+      </w:r>
+      <w:r>
+        <w:t xml:space="preserve"> </w:t>
+      </w:r>
+      <w:r>
+        <w:rPr>
+          <w:b/>
+          <w:bCs/>
+        </w:rPr>
+        <w:t xml:space="preserve">distance ≤ service_radius</w:t>
+      </w:r>
+      <w:r>
+        <w:t xml:space="preserve"> </w:t>
+      </w:r>
+      <w:r>
+        <w:t xml:space="preserve">(Vendor_Match §2b · region kept only as a display label).</w:t>
+      </w:r>
+      <w:r>
+        <w:t xml:space="preserve"> </w:t>
+      </w:r>
+      <w:r>
+        <w:t xml:space="preserve">-</w:t>
+      </w:r>
+      <w:r>
+        <w:t xml:space="preserve"> </w:t>
+      </w:r>
+      <w:r>
+        <w:rPr>
+          <w:b/>
+          <w:bCs/>
+        </w:rPr>
+        <w:t xml:space="preserve">⚠ Area pick is a transient search scope, region is NOT the filter (owner-asked 2026-06-04 · supersedes the</w:t>
+      </w:r>
+      <w:r>
+        <w:rPr>
+          <w:b/>
+          <w:bCs/>
+        </w:rPr>
+        <w:t xml:space="preserve"> </w:t>
+      </w:r>
+      <w:r>
+        <w:rPr>
+          <w:b/>
+          <w:bCs/>
+        </w:rPr>
+        <w:t xml:space="preserve">“derive</w:t>
+      </w:r>
+      <w:r>
+        <w:rPr>
+          <w:b/>
+          <w:bCs/>
+        </w:rPr>
         <w:t xml:space="preserve"> </w:t>
       </w:r>
       <w:r>
         <w:rPr>
           <w:rStyle w:val="VerbatimChar"/>
-        </w:rPr>
-        <w:t xml:space="preserve">venue_address</w:t>
-      </w:r>
-      <w:r>
-        <w:t xml:space="preserve">); exact</w:t>
+          <w:b/>
+          <w:bCs/>
+        </w:rPr>
+        <w:t xml:space="preserve">events.region</w:t>
+      </w:r>
+      <w:r>
+        <w:rPr>
+          <w:b/>
+          <w:bCs/>
+        </w:rPr>
+        <w:t xml:space="preserve"> </w:t>
+      </w:r>
+      <w:r>
+        <w:rPr>
+          <w:b/>
+          <w:bCs/>
+        </w:rPr>
+        <w:t xml:space="preserve">so the area-filter works”</w:t>
+      </w:r>
+      <w:r>
+        <w:rPr>
+          <w:b/>
+          <w:bCs/>
+        </w:rPr>
+        <w:t xml:space="preserve"> </w:t>
+      </w:r>
+      <w:r>
+        <w:rPr>
+          <w:b/>
+          <w:bCs/>
+        </w:rPr>
+        <w:t xml:space="preserve">eng note above).</w:t>
+      </w:r>
+      <w:r>
+        <w:t xml:space="preserve"> </w:t>
+      </w:r>
+      <w:r>
+        <w:t xml:space="preserve">Screen 7 now lets the couple pick</w:t>
+      </w:r>
+      <w:r>
+        <w:t xml:space="preserve"> </w:t>
+      </w:r>
+      <w:r>
+        <w:rPr>
+          <w:b/>
+          <w:bCs/>
+        </w:rPr>
+        <w:t xml:space="preserve">up to 2 areas</w:t>
+      </w:r>
+      <w:r>
+        <w:t xml:space="preserve">, and that pick</w:t>
+      </w:r>
+      <w:r>
+        <w:t xml:space="preserve"> </w:t>
+      </w:r>
+      <w:r>
+        <w:rPr>
+          <w:b/>
+          <w:bCs/>
+        </w:rPr>
+        <w:t xml:space="preserve">only scopes the reception-venue search</w:t>
+      </w:r>
+      <w:r>
+        <w:t xml:space="preserve"> </w:t>
+      </w:r>
+      <w:r>
+        <w:t xml:space="preserve">— it is</w:t>
+      </w:r>
+      <w:r>
+        <w:t xml:space="preserve"> </w:t>
+      </w:r>
+      <w:r>
+        <w:rPr>
+          <w:b/>
+          <w:bCs/>
+        </w:rPr>
+        <w:t xml:space="preserve">not stored</w:t>
+      </w:r>
+      <w:r>
+        <w:t xml:space="preserve"> </w:t>
+      </w:r>
+      <w:r>
+        <w:t xml:space="preserve">and</w:t>
+      </w:r>
+      <w:r>
+        <w:t xml:space="preserve"> </w:t>
+      </w:r>
+      <w:r>
+        <w:rPr>
+          <w:b/>
+          <w:bCs/>
+        </w:rPr>
+        <w:t xml:space="preserve">not a hard filter</w:t>
+      </w:r>
+      <w:r>
+        <w:t xml:space="preserve">. The persistent anchor is the</w:t>
+      </w:r>
+      <w:r>
+        <w:t xml:space="preserve"> </w:t>
+      </w:r>
+      <w:r>
+        <w:rPr>
+          <w:b/>
+          <w:bCs/>
+        </w:rPr>
+        <w:t xml:space="preserve">chosen reception venue + coords</w:t>
+      </w:r>
+      <w:r>
+        <w:t xml:space="preserve">; vendor</w:t>
+      </w:r>
+      <w:r>
+        <w:t xml:space="preserve"> </w:t>
+      </w:r>
+      <w:r>
+        <w:t xml:space="preserve">“serves my area”</w:t>
+      </w:r>
+      <w:r>
+        <w:t xml:space="preserve"> </w:t>
+      </w:r>
+      <w:r>
+        <w:t xml:space="preserve">matching is</w:t>
       </w:r>
       <w:r>
         <w:t xml:space="preserve"> </w:t>
@@ -3315,14 +3974,33 @@
       <w:r>
         <w:rPr>
           <w:rStyle w:val="VerbatimChar"/>
-        </w:rPr>
-        <w:t xml:space="preserve">venue_name</w:t>
-      </w:r>
-      <w:r>
-        <w:t xml:space="preserve"> </w:t>
-      </w:r>
-      <w:r>
-        <w:t xml:space="preserve">+ coords captured later drive precise distance matching.</w:t>
+          <w:b/>
+          <w:bCs/>
+        </w:rPr>
+        <w:t xml:space="preserve">distance(reception_venue, vendor) ≤ vendor.service_radius</w:t>
+      </w:r>
+      <w:r>
+        <w:t xml:space="preserve"> </w:t>
+      </w:r>
+      <w:r>
+        <w:t xml:space="preserve">(straight-line in V1; drive-time is V2). Out-of-range vendors are hidden with a count + names, not greyed. Region survives only as an optional human-readable display label. Full correction:</w:t>
+      </w:r>
+      <w:r>
+        <w:t xml:space="preserve"> </w:t>
+      </w:r>
+      <w:hyperlink r:id="rId11">
+        <w:r>
+          <w:rPr>
+            <w:rStyle w:val="Hyperlink"/>
+          </w:rPr>
+          <w:t xml:space="preserve">Vendor_Match_Personalization §2b</w:t>
+        </w:r>
+      </w:hyperlink>
+      <w:r>
+        <w:t xml:space="preserve"> </w:t>
+      </w:r>
+      <w:r>
+        <w:t xml:space="preserve">+ DECISION_LOG 2026-06-04.</w:t>
       </w:r>
       <w:r>
         <w:t xml:space="preserve"> </w:t>
@@ -3390,8 +4068,8 @@
         <w:t xml:space="preserve">(screen 11).</w:t>
       </w:r>
     </w:p>
-    <w:bookmarkEnd w:id="11"/>
-    <w:bookmarkStart w:id="12" w:name="full-sequence-locked-lean-2026-05-30"/>
+    <w:bookmarkEnd w:id="12"/>
+    <w:bookmarkStart w:id="13" w:name="full-sequence-locked-lean-2026-05-30"/>
     <w:p>
       <w:pPr>
         <w:pStyle w:val="Heading3"/>
@@ -3552,86 +4230,197 @@
           <w:i/>
           <w:iCs/>
         </w:rPr>
-        <w:t xml:space="preserve">(+ live auto-monogram in</w:t>
-      </w:r>
-      <w:r>
-        <w:rPr>
+        <w:t xml:space="preserve">(</w:t>
+      </w:r>
+      <w:r>
+        <w:rPr>
+          <w:b/>
+          <w:bCs/>
           <w:i/>
           <w:iCs/>
         </w:rPr>
-        <w:t xml:space="preserve"> </w:t>
-      </w:r>
-      <w:r>
-        <w:rPr>
-          <w:b/>
-          <w:bCs/>
+        <w:t xml:space="preserve">Bride/Groom first + last</w:t>
+      </w:r>
+      <w:r>
+        <w:rPr>
           <w:i/>
           <w:iCs/>
         </w:rPr>
-        <w:t xml:space="preserve">luxurious gold frames</w:t>
+        <w:t xml:space="preserve"> </w:t>
       </w:r>
       <w:r>
         <w:rPr>
           <w:i/>
           <w:iCs/>
         </w:rPr>
-        <w:t xml:space="preserve"> </w:t>
+        <w:t xml:space="preserve">·</w:t>
       </w:r>
       <w:r>
         <w:rPr>
           <w:i/>
           <w:iCs/>
         </w:rPr>
-        <w:t xml:space="preserve">· tap Frame/Font ·</w:t>
-      </w:r>
-      <w:r>
-        <w:rPr>
+        <w:t xml:space="preserve"> </w:t>
+      </w:r>
+      <w:r>
+        <w:rPr>
+          <w:b/>
+          <w:bCs/>
           <w:i/>
           <w:iCs/>
         </w:rPr>
-        <w:t xml:space="preserve"> </w:t>
-      </w:r>
-      <w:r>
-        <w:rPr>
-          <w:b/>
-          <w:bCs/>
+        <w:t xml:space="preserve">Enter advances field→field</w:t>
+      </w:r>
+      <w:r>
+        <w:rPr>
           <w:i/>
           <w:iCs/>
         </w:rPr>
-        <w:t xml:space="preserve">premium fonts only</w:t>
+        <w:t xml:space="preserve"> </w:t>
       </w:r>
       <w:r>
         <w:rPr>
           <w:i/>
           <w:iCs/>
         </w:rPr>
-        <w:t xml:space="preserve">)</w:t>
-      </w:r>
-      <w:r>
-        <w:t xml:space="preserve"> </w:t>
-      </w:r>
-      <w:r>
-        <w:t xml:space="preserve">· 6 Wedding date ·</w:t>
-      </w:r>
-      <w:r>
-        <w:t xml:space="preserve"> </w:t>
-      </w:r>
-      <w:r>
-        <w:rPr>
-          <w:b/>
-          <w:bCs/>
-        </w:rPr>
-        <w:t xml:space="preserve">7 Region</w:t>
-      </w:r>
-      <w:r>
-        <w:t xml:space="preserve"> </w:t>
+        <w:t xml:space="preserve">· auto-monogram</w:t>
       </w:r>
       <w:r>
         <w:rPr>
           <w:i/>
           <w:iCs/>
         </w:rPr>
-        <w:t xml:space="preserve">(not venue type)</w:t>
+        <w:t xml:space="preserve"> </w:t>
+      </w:r>
+      <w:r>
+        <w:rPr>
+          <w:b/>
+          <w:bCs/>
+          <w:i/>
+          <w:iCs/>
+        </w:rPr>
+        <w:t xml:space="preserve">generates once all four are in</w:t>
+      </w:r>
+      <w:r>
+        <w:rPr>
+          <w:i/>
+          <w:iCs/>
+        </w:rPr>
+        <w:t xml:space="preserve"> </w:t>
+      </w:r>
+      <w:r>
+        <w:rPr>
+          <w:i/>
+          <w:iCs/>
+        </w:rPr>
+        <w:t xml:space="preserve">·</w:t>
+      </w:r>
+      <w:r>
+        <w:rPr>
+          <w:i/>
+          <w:iCs/>
+        </w:rPr>
+        <w:t xml:space="preserve"> </w:t>
+      </w:r>
+      <w:r>
+        <w:rPr>
+          <w:b/>
+          <w:bCs/>
+          <w:i/>
+          <w:iCs/>
+        </w:rPr>
+        <w:t xml:space="preserve">luxurious gold frames</w:t>
+      </w:r>
+      <w:r>
+        <w:rPr>
+          <w:i/>
+          <w:iCs/>
+        </w:rPr>
+        <w:t xml:space="preserve"> </w:t>
+      </w:r>
+      <w:r>
+        <w:rPr>
+          <w:i/>
+          <w:iCs/>
+        </w:rPr>
+        <w:t xml:space="preserve">· tap Frame/Font ·</w:t>
+      </w:r>
+      <w:r>
+        <w:rPr>
+          <w:i/>
+          <w:iCs/>
+        </w:rPr>
+        <w:t xml:space="preserve"> </w:t>
+      </w:r>
+      <w:r>
+        <w:rPr>
+          <w:b/>
+          <w:bCs/>
+          <w:i/>
+          <w:iCs/>
+        </w:rPr>
+        <w:t xml:space="preserve">premium fonts only</w:t>
+      </w:r>
+      <w:r>
+        <w:rPr>
+          <w:i/>
+          <w:iCs/>
+        </w:rPr>
+        <w:t xml:space="preserve">)</w:t>
+      </w:r>
+      <w:r>
+        <w:t xml:space="preserve"> </w:t>
+      </w:r>
+      <w:r>
+        <w:t xml:space="preserve">· 6 Wedding date ·</w:t>
+      </w:r>
+      <w:r>
+        <w:t xml:space="preserve"> </w:t>
+      </w:r>
+      <w:r>
+        <w:rPr>
+          <w:b/>
+          <w:bCs/>
+        </w:rPr>
+        <w:t xml:space="preserve">7 Area / location</w:t>
+      </w:r>
+      <w:r>
+        <w:t xml:space="preserve"> </w:t>
+      </w:r>
+      <w:r>
+        <w:rPr>
+          <w:i/>
+          <w:iCs/>
+        </w:rPr>
+        <w:t xml:space="preserve">(search + GPS</w:t>
+      </w:r>
+      <w:r>
+        <w:rPr>
+          <w:i/>
+          <w:iCs/>
+        </w:rPr>
+        <w:t xml:space="preserve"> </w:t>
+      </w:r>
+      <w:r>
+        <w:rPr>
+          <w:i/>
+          <w:iCs/>
+        </w:rPr>
+        <w:t xml:space="preserve">“Near me”</w:t>
+      </w:r>
+      <w:r>
+        <w:rPr>
+          <w:i/>
+          <w:iCs/>
+        </w:rPr>
+        <w:t xml:space="preserve"> </w:t>
+      </w:r>
+      <w:r>
+        <w:rPr>
+          <w:i/>
+          <w:iCs/>
+        </w:rPr>
+        <w:t xml:space="preserve">· pick up to 2 · scopes the reception-venue search)</w:t>
       </w:r>
       <w:r>
         <w:t xml:space="preserve"> </w:t>
@@ -3977,7 +4766,7 @@
         <w:t xml:space="preserve">.)</w:t>
       </w:r>
     </w:p>
-    <w:bookmarkEnd w:id="12"/>
+    <w:bookmarkEnd w:id="13"/>
     <w:bookmarkStart w:id="18" w:name="X18ee7fd121c744e0b5f4df4ef5512eefba1a94b"/>
     <w:p>
       <w:pPr>
@@ -4010,7 +4799,7 @@
       <w:r>
         <w:t xml:space="preserve">lock (</w:t>
       </w:r>
-      <w:hyperlink r:id="rId13">
+      <w:hyperlink r:id="rId11">
         <w:r>
           <w:rPr>
             <w:rStyle w:val="Hyperlink"/>
@@ -7424,6 +8213,241 @@
             <w:r>
               <w:t xml:space="preserve">card. No new SKU; no scroll (665/665 · verified).</w:t>
             </w:r>
+            <w:r>
+              <w:t xml:space="preserve"> </w:t>
+            </w:r>
+            <w:r>
+              <w:rPr>
+                <w:b/>
+                <w:bCs/>
+              </w:rPr>
+              <w:t xml:space="preserve">Four fields · Enter-to-advance · generate-on-complete (owner 2026-06-04):</w:t>
+            </w:r>
+            <w:r>
+              <w:t xml:space="preserve"> </w:t>
+            </w:r>
+            <w:r>
+              <w:t xml:space="preserve">the screen captures</w:t>
+            </w:r>
+            <w:r>
+              <w:t xml:space="preserve"> </w:t>
+            </w:r>
+            <w:r>
+              <w:rPr>
+                <w:b/>
+                <w:bCs/>
+              </w:rPr>
+              <w:t xml:space="preserve">Bride first + last</w:t>
+            </w:r>
+            <w:r>
+              <w:t xml:space="preserve"> </w:t>
+            </w:r>
+            <w:r>
+              <w:t xml:space="preserve">and</w:t>
+            </w:r>
+            <w:r>
+              <w:t xml:space="preserve"> </w:t>
+            </w:r>
+            <w:r>
+              <w:rPr>
+                <w:b/>
+                <w:bCs/>
+              </w:rPr>
+              <w:t xml:space="preserve">Groom first + last</w:t>
+            </w:r>
+            <w:r>
+              <w:t xml:space="preserve"> </w:t>
+            </w:r>
+            <w:r>
+              <w:t xml:space="preserve">as four fields (2×2 grid ·</w:t>
+            </w:r>
+            <w:r>
+              <w:t xml:space="preserve"> </w:t>
+            </w:r>
+            <w:r>
+              <w:rPr>
+                <w:rStyle w:val="VerbatimChar"/>
+              </w:rPr>
+              <w:t xml:space="preserve">label · first · last</w:t>
+            </w:r>
+            <w:r>
+              <w:t xml:space="preserve"> </w:t>
+            </w:r>
+            <w:r>
+              <w:t xml:space="preserve">per row). The</w:t>
+            </w:r>
+            <w:r>
+              <w:t xml:space="preserve"> </w:t>
+            </w:r>
+            <w:r>
+              <w:rPr>
+                <w:b/>
+                <w:bCs/>
+              </w:rPr>
+              <w:t xml:space="preserve">text caret auto-starts at Bride first name</w:t>
+            </w:r>
+            <w:r>
+              <w:t xml:space="preserve"> </w:t>
+            </w:r>
+            <w:r>
+              <w:t xml:space="preserve">on entry (mobile keyboard opens straight onto it); pressing</w:t>
+            </w:r>
+            <w:r>
+              <w:t xml:space="preserve"> </w:t>
+            </w:r>
+            <w:r>
+              <w:rPr>
+                <w:b/>
+                <w:bCs/>
+              </w:rPr>
+              <w:t xml:space="preserve">Enter</w:t>
+            </w:r>
+            <w:r>
+              <w:t xml:space="preserve"> </w:t>
+            </w:r>
+            <w:r>
+              <w:t xml:space="preserve">advances first→last→first→last, and</w:t>
+            </w:r>
+            <w:r>
+              <w:t xml:space="preserve"> </w:t>
+            </w:r>
+            <w:r>
+              <w:rPr>
+                <w:b/>
+                <w:bCs/>
+              </w:rPr>
+              <w:t xml:space="preserve">Enter on Groom last name closes the keyboard</w:t>
+            </w:r>
+            <w:r>
+              <w:t xml:space="preserve">. The medallion shows a light</w:t>
+            </w:r>
+            <w:r>
+              <w:t xml:space="preserve"> </w:t>
+            </w:r>
+            <w:r>
+              <w:rPr>
+                <w:b/>
+                <w:bCs/>
+              </w:rPr>
+              <w:t xml:space="preserve">“forming”</w:t>
+            </w:r>
+            <w:r>
+              <w:rPr>
+                <w:b/>
+                <w:bCs/>
+              </w:rPr>
+              <w:t xml:space="preserve"> </w:t>
+            </w:r>
+            <w:r>
+              <w:rPr>
+                <w:b/>
+                <w:bCs/>
+              </w:rPr>
+              <w:t xml:space="preserve">draft</w:t>
+            </w:r>
+            <w:r>
+              <w:t xml:space="preserve"> </w:t>
+            </w:r>
+            <w:r>
+              <w:t xml:space="preserve">(muted initials in a dashed ring, no gold frame) as they type, then</w:t>
+            </w:r>
+            <w:r>
+              <w:t xml:space="preserve"> </w:t>
+            </w:r>
+            <w:r>
+              <w:rPr>
+                <w:b/>
+                <w:bCs/>
+              </w:rPr>
+              <w:t xml:space="preserve">generates</w:t>
+            </w:r>
+            <w:r>
+              <w:t xml:space="preserve"> </w:t>
+            </w:r>
+            <w:r>
+              <w:t xml:space="preserve">— gold-frame reveal + a</w:t>
+            </w:r>
+            <w:r>
+              <w:t xml:space="preserve"> </w:t>
+            </w:r>
+            <w:r>
+              <w:t xml:space="preserve">“✦ Your monogram”</w:t>
+            </w:r>
+            <w:r>
+              <w:t xml:space="preserve"> </w:t>
+            </w:r>
+            <w:r>
+              <w:t xml:space="preserve">caption + a gentle pop —</w:t>
+            </w:r>
+            <w:r>
+              <w:t xml:space="preserve"> </w:t>
+            </w:r>
+            <w:r>
+              <w:rPr>
+                <w:b/>
+                <w:bCs/>
+              </w:rPr>
+              <w:t xml:space="preserve">once all four names are entered</w:t>
+            </w:r>
+            <w:r>
+              <w:t xml:space="preserve"> </w:t>
+            </w:r>
+            <w:r>
+              <w:t xml:space="preserve">(also fires on Continue if all four are filled). First-name initials still drive the mark (</w:t>
+            </w:r>
+            <w:r>
+              <w:t xml:space="preserve">“Maria … Juan”</w:t>
+            </w:r>
+            <w:r>
+              <w:t xml:space="preserve"> </w:t>
+            </w:r>
+            <w:r>
+              <w:t xml:space="preserve">→</w:t>
+            </w:r>
+            <w:r>
+              <w:t xml:space="preserve"> </w:t>
+            </w:r>
+            <w:r>
+              <w:rPr>
+                <w:b/>
+                <w:bCs/>
+              </w:rPr>
+              <w:t xml:space="preserve">M &amp; J</w:t>
+            </w:r>
+            <w:r>
+              <w:t xml:space="preserve">); the</w:t>
+            </w:r>
+            <w:r>
+              <w:t xml:space="preserve"> </w:t>
+            </w:r>
+            <w:r>
+              <w:rPr>
+                <w:b/>
+                <w:bCs/>
+              </w:rPr>
+              <w:t xml:space="preserve">full names</w:t>
+            </w:r>
+            <w:r>
+              <w:t xml:space="preserve"> </w:t>
+            </w:r>
+            <w:r>
+              <w:t xml:space="preserve">(incl. last) feed the invitation + website. Names still auto-title-case live via the shared</w:t>
+            </w:r>
+            <w:r>
+              <w:t xml:space="preserve"> </w:t>
+            </w:r>
+            <w:r>
+              <w:rPr>
+                <w:rStyle w:val="VerbatimChar"/>
+              </w:rPr>
+              <w:t xml:space="preserve">titleCaseName()</w:t>
+            </w:r>
+            <w:r>
+              <w:t xml:space="preserve"> </w:t>
+            </w:r>
+            <w:r>
+              <w:t xml:space="preserve">(§ above · production).</w:t>
+            </w:r>
           </w:p>
         </w:tc>
       </w:tr>
@@ -7929,176 +8953,605 @@
               <w:pStyle w:val="Compact"/>
             </w:pPr>
             <w:r>
-              <w:t xml:space="preserve">Region</w:t>
-            </w:r>
-          </w:p>
-        </w:tc>
-        <w:tc>
-          <w:tcPr/>
-          <w:p>
-            <w:pPr>
-              <w:pStyle w:val="Compact"/>
-            </w:pPr>
-            <w:r>
-              <w:t xml:space="preserve">region (area hard-filter)</w:t>
-            </w:r>
-          </w:p>
-        </w:tc>
-        <w:tc>
-          <w:tcPr/>
-          <w:p>
-            <w:pPr>
-              <w:pStyle w:val="Compact"/>
-            </w:pPr>
-            <w:r>
-              <w:rPr>
-                <w:b/>
-                <w:bCs/>
-              </w:rPr>
-              <w:t xml:space="preserve">Top-5 wedding</w:t>
-            </w:r>
-            <w:r>
-              <w:rPr>
-                <w:b/>
-                <w:bCs/>
-              </w:rPr>
-              <w:t xml:space="preserve"> </w:t>
-            </w:r>
-            <w:r>
-              <w:rPr>
-                <w:b/>
-                <w:bCs/>
+              <w:rPr>
+                <w:b/>
+                <w:bCs/>
+              </w:rPr>
+              <w:t xml:space="preserve">Area / location</w:t>
+            </w:r>
+            <w:r>
+              <w:t xml:space="preserve"> </w:t>
+            </w:r>
+            <w:r>
+              <w:rPr>
                 <w:i/>
                 <w:iCs/>
               </w:rPr>
-              <w:t xml:space="preserve">regions</w:t>
-            </w:r>
-            <w:r>
-              <w:rPr>
-                <w:b/>
-                <w:bCs/>
-              </w:rPr>
-              <w:t xml:space="preserve">, not cities</w:t>
-            </w:r>
-            <w:r>
-              <w:t xml:space="preserve"> </w:t>
-            </w:r>
-            <w:r>
-              <w:t xml:space="preserve">(owner 2026-06-01): Metro Manila · CALABARZON · Central Visayas · Western Visayas · Central Luzon (image-rows w/ recognizable-hub hints — Tagaytay · Cebu · Boracay …) + a</w:t>
-            </w:r>
-            <w:r>
-              <w:t xml:space="preserve"> </w:t>
-            </w:r>
-            <w:r>
+              <w:t xml:space="preserve">(⚠ reworked 2026-06-04 · supersedes the single-select region picker)</w:t>
+            </w:r>
+          </w:p>
+        </w:tc>
+        <w:tc>
+          <w:tcPr/>
+          <w:p>
+            <w:pPr>
+              <w:pStyle w:val="Compact"/>
+            </w:pPr>
+            <w:r>
+              <w:t xml:space="preserve">transient</w:t>
+            </w:r>
+            <w:r>
+              <w:t xml:space="preserve"> </w:t>
+            </w:r>
+            <w:r>
+              <w:rPr>
+                <w:b/>
+                <w:bCs/>
+              </w:rPr>
+              <w:t xml:space="preserve">search scope</w:t>
+            </w:r>
+            <w:r>
+              <w:t xml:space="preserve"> </w:t>
+            </w:r>
+            <w:r>
+              <w:t xml:space="preserve">→ resolves to the</w:t>
+            </w:r>
+            <w:r>
+              <w:t xml:space="preserve"> </w:t>
+            </w:r>
+            <w:r>
+              <w:rPr>
+                <w:b/>
+                <w:bCs/>
+              </w:rPr>
+              <w:t xml:space="preserve">reception-venue anchor</w:t>
+            </w:r>
+            <w:r>
+              <w:t xml:space="preserve"> </w:t>
+            </w:r>
+            <w:r>
+              <w:t xml:space="preserve">(</w:t>
+            </w:r>
+            <w:r>
+              <w:rPr>
+                <w:rStyle w:val="VerbatimChar"/>
+              </w:rPr>
+              <w:t xml:space="preserve">events.venue_latitude</w:t>
+            </w:r>
+            <w:r>
+              <w:t xml:space="preserve">/</w:t>
+            </w:r>
+            <w:r>
+              <w:rPr>
+                <w:rStyle w:val="VerbatimChar"/>
+              </w:rPr>
+              <w:t xml:space="preserve">venue_longitude</w:t>
+            </w:r>
+            <w:r>
+              <w:t xml:space="preserve">); region = display label only, never the filter (§2b)</w:t>
+            </w:r>
+          </w:p>
+        </w:tc>
+        <w:tc>
+          <w:tcPr/>
+          <w:p>
+            <w:pPr>
+              <w:pStyle w:val="Compact"/>
+            </w:pPr>
+            <w:r>
+              <w:rPr>
+                <w:b/>
+                <w:bCs/>
+              </w:rPr>
+              <w:t xml:space="preserve">Search field + GPS</w:t>
+            </w:r>
+            <w:r>
+              <w:rPr>
+                <w:b/>
+                <w:bCs/>
+              </w:rPr>
+              <w:t xml:space="preserve"> </w:t>
+            </w:r>
+            <w:r>
+              <w:rPr>
+                <w:b/>
+                <w:bCs/>
+              </w:rPr>
+              <w:t xml:space="preserve">“Near me”</w:t>
+            </w:r>
+            <w:r>
+              <w:rPr>
+                <w:b/>
+                <w:bCs/>
+              </w:rPr>
+              <w:t xml:space="preserve"> </w:t>
+            </w:r>
+            <w:r>
+              <w:rPr>
+                <w:b/>
+                <w:bCs/>
+              </w:rPr>
+              <w:t xml:space="preserve">toggle pinned at the BOTTOM</w:t>
+            </w:r>
+            <w:r>
+              <w:t xml:space="preserve"> </w:t>
+            </w:r>
+            <w:r>
+              <w:t xml:space="preserve">(owner 2026-06-04 · results rise above it · thumb-zone Rule 6).</w:t>
+            </w:r>
+            <w:r>
+              <w:t xml:space="preserve"> </w:t>
+            </w:r>
+            <w:r>
+              <w:rPr>
+                <w:b/>
+                <w:bCs/>
+              </w:rPr>
+              <w:t xml:space="preserve">City is the pick · region is a grey subtitle label</w:t>
+            </w:r>
+            <w:r>
+              <w:t xml:space="preserve"> </w:t>
+            </w:r>
+            <w:r>
+              <w:t xml:space="preserve">(disambiguates</w:t>
+            </w:r>
+            <w:r>
+              <w:t xml:space="preserve"> </w:t>
+            </w:r>
+            <w:r>
+              <w:t xml:space="preserve">“San Fernando · Pampanga”</w:t>
+            </w:r>
+            <w:r>
+              <w:t xml:space="preserve"> </w:t>
+            </w:r>
+            <w:r>
+              <w:t xml:space="preserve">vs</w:t>
+            </w:r>
+            <w:r>
+              <w:t xml:space="preserve"> </w:t>
+            </w:r>
+            <w:r>
+              <w:t xml:space="preserve">“· La Union”</w:t>
+            </w:r>
+            <w:r>
+              <w:t xml:space="preserve"> </w:t>
+            </w:r>
+            <w:r>
+              <w:t xml:space="preserve">+ signals distance · never the filter). Default (idle) = a</w:t>
+            </w:r>
+            <w:r>
+              <w:t xml:space="preserve"> </w:t>
+            </w:r>
+            <w:r>
+              <w:rPr>
+                <w:b/>
+                <w:bCs/>
+              </w:rPr>
+              <w:t xml:space="preserve">Top-10 PH wedding-cities CAROUSEL</w:t>
+            </w:r>
+            <w:r>
+              <w:t xml:space="preserve"> </w:t>
+            </w:r>
+            <w:r>
+              <w:t xml:space="preserve">sitting just above the search bar (owner 2026-06-04) — a horizontal scroll-snap strip of</w:t>
+            </w:r>
+            <w:r>
+              <w:t xml:space="preserve"> </w:t>
+            </w:r>
+            <w:r>
+              <w:rPr>
+                <w:b/>
+                <w:bCs/>
+              </w:rPr>
+              <w:t xml:space="preserve">City cards</w:t>
+            </w:r>
+            <w:r>
+              <w:t xml:space="preserve"> </w:t>
+            </w:r>
+            <w:r>
+              <w:t xml:space="preserve">ranked 1–10 (</w:t>
+            </w:r>
+            <w:r>
+              <w:rPr>
+                <w:b/>
+                <w:bCs/>
+              </w:rPr>
+              <w:t xml:space="preserve">Tagaytay · Cebu · Boracay · El Nido · Baguio · Nasugbu · Panglao · Manila · Makati · Vigan</w:t>
+            </w:r>
+            <w:r>
+              <w:t xml:space="preserve"> </w:t>
+            </w:r>
+            <w:r>
+              <w:t xml:space="preserve">— City, not region), each carrying a</w:t>
+            </w:r>
+            <w:r>
+              <w:t xml:space="preserve"> </w:t>
+            </w:r>
+            <w:r>
+              <w:rPr>
+                <w:b/>
+                <w:bCs/>
+              </w:rPr>
+              <w:t xml:space="preserve">per-city wedding nugget</w:t>
+            </w:r>
+            <w:r>
+              <w:t xml:space="preserve"> </w:t>
+            </w:r>
+            <w:r>
+              <w:t xml:space="preserve">(one-line local flavor — e.g. Tagaytay</w:t>
+            </w:r>
+            <w:r>
+              <w:t xml:space="preserve"> </w:t>
+            </w:r>
+            <w:r>
+              <w:rPr>
+                <w:i/>
+                <w:iCs/>
+              </w:rPr>
+              <w:t xml:space="preserve">“cool-climate gardens &amp; ridges over Taal”</w:t>
+            </w:r>
+            <w:r>
+              <w:t xml:space="preserve">; production swaps a</w:t>
+            </w:r>
+            <w:r>
+              <w:t xml:space="preserve"> </w:t>
+            </w:r>
+            <w:r>
+              <w:rPr>
+                <w:b/>
+                <w:bCs/>
+              </w:rPr>
+              <w:t xml:space="preserve">real photo per city</w:t>
+            </w:r>
+            <w:r>
+              <w:t xml:space="preserve"> </w:t>
+            </w:r>
+            <w:r>
+              <w:t xml:space="preserve">behind the card scrim, like the pax/budget heroes). The carousel</w:t>
+            </w:r>
+            <w:r>
+              <w:t xml:space="preserve"> </w:t>
+            </w:r>
+            <w:r>
+              <w:rPr>
+                <w:b/>
+                <w:bCs/>
+              </w:rPr>
+              <w:t xml:space="preserve">slides DOWN out of view the moment you start typing, and rises back UP when the box is cleared</w:t>
+            </w:r>
+            <w:r>
+              <w:t xml:space="preserve"> </w:t>
+            </w:r>
+            <w:r>
+              <w:t xml:space="preserve">(owner 2026-06-04 · smooth transform+opacity transition · the results list cross-fades in).</w:t>
+            </w:r>
+            <w:r>
+              <w:t xml:space="preserve"> </w:t>
+            </w:r>
+            <w:r>
+              <w:rPr>
+                <w:b/>
+                <w:bCs/>
+              </w:rPr>
+              <w:t xml:space="preserve">“Near me”</w:t>
+            </w:r>
+            <w:r>
+              <w:t xml:space="preserve"> </w:t>
+            </w:r>
+            <w:r>
+              <w:t xml:space="preserve">reads device GPS (free) and re-sorts</w:t>
+            </w:r>
+            <w:r>
+              <w:t xml:space="preserve"> </w:t>
+            </w:r>
+            <w:r>
+              <w:rPr>
+                <w:b/>
+                <w:bCs/>
+              </w:rPr>
+              <w:t xml:space="preserve">nearest-first</w:t>
+            </w:r>
+            <w:r>
+              <w:t xml:space="preserve"> </w:t>
+            </w:r>
+            <w:r>
+              <w:t xml:space="preserve">with</w:t>
+            </w:r>
+            <w:r>
+              <w:t xml:space="preserve"> </w:t>
+            </w:r>
+            <w:r>
+              <w:rPr>
+                <w:rStyle w:val="VerbatimChar"/>
+              </w:rPr>
+              <w:t xml:space="preserve">· N km</w:t>
+            </w:r>
+            <w:r>
+              <w:t xml:space="preserve"> </w:t>
+            </w:r>
+            <w:r>
+              <w:t xml:space="preserve">hints (haversine);</w:t>
+            </w:r>
+            <w:r>
+              <w:t xml:space="preserve"> </w:t>
+            </w:r>
+            <w:r>
+              <w:rPr>
+                <w:b/>
+                <w:bCs/>
+              </w:rPr>
+              <w:t xml:space="preserve">typing searches EVERY PH locality</w:t>
+            </w:r>
+            <w:r>
+              <w:t xml:space="preserve"> </w:t>
+            </w:r>
+            <w:r>
+              <w:t xml:space="preserve">— the prototype now</w:t>
+            </w:r>
+            <w:r>
+              <w:t xml:space="preserve"> </w:t>
+            </w:r>
+            <w:r>
+              <w:rPr>
+                <w:b/>
+                <w:bCs/>
+              </w:rPr>
+              <w:t xml:space="preserve">bundles the complete PSGC set</w:t>
+            </w:r>
+            <w:r>
+              <w:t xml:space="preserve"> </w:t>
+            </w:r>
+            <w:r>
+              <w:t xml:space="preserve">(</w:t>
+            </w:r>
+            <w:r>
+              <w:rPr>
+                <w:b/>
+                <w:bCs/>
+              </w:rPr>
+              <w:t xml:space="preserve">all 81 provinces + 1,634 cities/municipalities = 1,665 places across all 17 regions</w:t>
+            </w:r>
+            <w:r>
+              <w:t xml:space="preserve">, incl. every archipelagic province — Batanes · Sulu · Tawi-Tawi · Dinagat Islands · Basilan · Guimaras · Marinduque · Siquijor · Romblon · Sarangani — so</w:t>
+            </w:r>
+            <w:r>
+              <w:t xml:space="preserve"> </w:t>
+            </w:r>
+            <w:r>
+              <w:rPr>
+                <w:b/>
+                <w:bCs/>
+              </w:rPr>
+              <w:t xml:space="preserve">no spot in the country is unavailable</w:t>
+            </w:r>
+            <w:r>
+              <w:t xml:space="preserve">, owner 2026-06-04; bundled as</w:t>
+            </w:r>
+            <w:r>
+              <w:t xml:space="preserve"> </w:t>
+            </w:r>
+            <w:r>
+              <w:rPr>
+                <w:rStyle w:val="VerbatimChar"/>
+              </w:rPr>
+              <w:t xml:space="preserve">assets/ph_places.js</w:t>
+            </w:r>
+            <w:r>
+              <w:t xml:space="preserve"> </w:t>
+            </w:r>
+            <w:r>
+              <w:t xml:space="preserve">~80KB on-device · ₱0, no Places API, instant per Golden Rule 7 · graceful Metro-Manila fallback if GPS denied) — swapping the carousel for a</w:t>
+            </w:r>
+            <w:r>
+              <w:t xml:space="preserve"> </w:t>
+            </w:r>
+            <w:r>
+              <w:rPr>
+                <w:b/>
+                <w:bCs/>
+              </w:rPr>
+              <w:t xml:space="preserve">results list, each row with a per-place nugget</w:t>
+            </w:r>
+            <w:r>
+              <w:t xml:space="preserve"> </w:t>
+            </w:r>
+            <w:r>
+              <w:t xml:space="preserve">(curated for the well-known cities · a graceful</w:t>
+            </w:r>
+            <w:r>
+              <w:t xml:space="preserve"> </w:t>
+            </w:r>
+            <w:r>
+              <w:rPr>
+                <w:i/>
+                <w:iCs/>
+              </w:rPr>
+              <w:t xml:space="preserve">“venues &amp; vendors who serve {place}”</w:t>
+            </w:r>
+            <w:r>
+              <w:t xml:space="preserve"> </w:t>
+            </w:r>
+            <w:r>
+              <w:t xml:space="preserve">fallback otherwise). The 10 curated carousel cities keep precise coords + nuggets; the long-tail PSGC places carry a region-centroid coord for the Near-me sort and resolve to the same anchor model on pick.</w:t>
+            </w:r>
+            <w:r>
+              <w:t xml:space="preserve"> </w:t>
+            </w:r>
+            <w:r>
+              <w:rPr>
+                <w:b/>
+                <w:bCs/>
+              </w:rPr>
+              <w:t xml:space="preserve">Pick up to 2</w:t>
+            </w:r>
+            <w:r>
+              <w:t xml:space="preserve"> </w:t>
+            </w:r>
+            <w:r>
+              <w:t xml:space="preserve">areas → removable chips. This only</w:t>
+            </w:r>
+            <w:r>
+              <w:t xml:space="preserve"> </w:t>
+            </w:r>
+            <w:r>
+              <w:rPr>
+                <w:b/>
+                <w:bCs/>
+              </w:rPr>
+              <w:t xml:space="preserve">scopes the reception-venue search</w:t>
+            </w:r>
+            <w:r>
+              <w:t xml:space="preserve"> </w:t>
+            </w:r>
+            <w:r>
+              <w:t xml:space="preserve">— once a venue is chosen, vendor matching anchors on its coords by</w:t>
+            </w:r>
+            <w:r>
+              <w:t xml:space="preserve"> </w:t>
+            </w:r>
+            <w:r>
+              <w:rPr>
+                <w:rStyle w:val="VerbatimChar"/>
+                <w:b/>
+                <w:bCs/>
+              </w:rPr>
+              <w:t xml:space="preserve">distance ≤ service_radius</w:t>
+            </w:r>
+            <w:r>
+              <w:rPr>
+                <w:b/>
+                <w:bCs/>
+              </w:rPr>
+              <w:t xml:space="preserve"> </w:t>
+            </w:r>
+            <w:r>
+              <w:rPr>
+                <w:b/>
+                <w:bCs/>
+              </w:rPr>
+              <w:t xml:space="preserve">OR the vendor’s explicit served-area tag</w:t>
+            </w:r>
+            <w:r>
+              <w:t xml:space="preserve"> </w:t>
+            </w:r>
+            <w:r>
+              <w:t xml:space="preserve">(HYBRID coverage · a La-Union caterer who tags Quezon City serves a QC wedding · Vendor_Match §2b), so</w:t>
+            </w:r>
+            <w:r>
+              <w:t xml:space="preserve"> </w:t>
+            </w:r>
+            <w:r>
+              <w:t xml:space="preserve">“Tagaytay + Quezon City”</w:t>
+            </w:r>
+            <w:r>
+              <w:t xml:space="preserve"> </w:t>
+            </w:r>
+            <w:r>
+              <w:t xml:space="preserve">means</w:t>
+            </w:r>
+            <w:r>
+              <w:t xml:space="preserve"> </w:t>
+            </w:r>
+            <w:r>
+              <w:rPr>
+                <w:i/>
+                <w:iCs/>
+              </w:rPr>
+              <w:t xml:space="preserve">search venues in both</w:t>
+            </w:r>
+            <w:r>
+              <w:t xml:space="preserve">, not a 2-region hard-filter.</w:t>
+            </w:r>
+            <w:r>
+              <w:t xml:space="preserve"> </w:t>
+            </w:r>
+            <w:r>
+              <w:rPr>
+                <w:b/>
+                <w:bCs/>
+              </w:rPr>
+              <w:t xml:space="preserve">Location =</w:t>
+            </w:r>
+            <w:r>
+              <w:rPr>
+                <w:b/>
+                <w:bCs/>
+              </w:rPr>
+              <w:t xml:space="preserve"> </w:t>
+            </w:r>
+            <w:r>
+              <w:rPr>
+                <w:b/>
+                <w:bCs/>
+              </w:rPr>
+              <w:t xml:space="preserve">“which services can serve here”</w:t>
+            </w:r>
+            <w:r>
+              <w:t xml:space="preserve"> </w:t>
+            </w:r>
+            <w:r>
+              <w:t xml:space="preserve">(owner 2026-06-04) — the area surfaces the venues + the vendors whose coverage reaches it. Prototypes:</w:t>
+            </w:r>
+            <w:r>
+              <w:t xml:space="preserve"> </w:t>
+            </w:r>
+            <w:r>
+              <w:rPr>
+                <w:rStyle w:val="VerbatimChar"/>
+              </w:rPr>
+              <w:t xml:space="preserve">Onboarding_Wedding_Flow_2026-06-01.html</w:t>
+            </w:r>
+            <w:r>
+              <w:t xml:space="preserve"> </w:t>
+            </w:r>
+            <w:r>
+              <w:t xml:space="preserve">(screen 7) ·</w:t>
+            </w:r>
+            <w:r>
+              <w:t xml:space="preserve"> </w:t>
+            </w:r>
+            <w:r>
+              <w:rPr>
+                <w:rStyle w:val="VerbatimChar"/>
+              </w:rPr>
+              <w:t xml:space="preserve">Reception_Anchored_Services_2026-06-04.html</w:t>
+            </w:r>
+            <w:r>
+              <w:t xml:space="preserve"> </w:t>
+            </w:r>
+            <w:r>
+              <w:t xml:space="preserve">(reception-anchor demo).</w:t>
+            </w:r>
+            <w:r>
+              <w:t xml:space="preserve"> </w:t>
+            </w:r>
+            <w:r>
+              <w:rPr>
+                <w:i/>
+                <w:iCs/>
+              </w:rPr>
+              <w:t xml:space="preserve">(Supersedes the 2026-06-01 Top-5-regions +</w:t>
+            </w:r>
+            <w:r>
+              <w:rPr>
+                <w:i/>
+                <w:iCs/>
+              </w:rPr>
+              <w:t xml:space="preserve"> </w:t>
+            </w:r>
+            <w:r>
+              <w:rPr>
+                <w:i/>
+                <w:iCs/>
+              </w:rPr>
               <w:t xml:space="preserve">“Somewhere else”</w:t>
             </w:r>
             <w:r>
-              <w:t xml:space="preserve"> </w:t>
-            </w:r>
-            <w:r>
-              <w:t xml:space="preserve">card. Single-select.</w:t>
-            </w:r>
-            <w:r>
-              <w:t xml:space="preserve"> </w:t>
-            </w:r>
-            <w:r>
-              <w:rPr>
-                <w:b/>
-                <w:bCs/>
-              </w:rPr>
-              <w:t xml:space="preserve">“Somewhere else”</w:t>
-            </w:r>
-            <w:r>
-              <w:rPr>
-                <w:b/>
-                <w:bCs/>
-              </w:rPr>
-              <w:t xml:space="preserve"> </w:t>
-            </w:r>
-            <w:r>
-              <w:rPr>
-                <w:b/>
-                <w:bCs/>
-              </w:rPr>
-              <w:t xml:space="preserve">expand (owner 2026-06-01):</w:t>
-            </w:r>
-            <w:r>
-              <w:t xml:space="preserve"> </w:t>
-            </w:r>
-            <w:r>
-              <w:t xml:space="preserve">tapping it</w:t>
-            </w:r>
-            <w:r>
-              <w:t xml:space="preserve"> </w:t>
-            </w:r>
-            <w:r>
-              <w:rPr>
-                <w:b/>
-                <w:bCs/>
-              </w:rPr>
-              <w:t xml:space="preserve">collapses the 5 top regions, raises</w:t>
-            </w:r>
-            <w:r>
-              <w:rPr>
-                <w:b/>
-                <w:bCs/>
-              </w:rPr>
-              <w:t xml:space="preserve"> </w:t>
-            </w:r>
-            <w:r>
-              <w:rPr>
-                <w:b/>
-                <w:bCs/>
-              </w:rPr>
-              <w:t xml:space="preserve">“Somewhere else”</w:t>
-            </w:r>
-            <w:r>
-              <w:rPr>
-                <w:b/>
-                <w:bCs/>
-              </w:rPr>
-              <w:t xml:space="preserve"> </w:t>
-            </w:r>
-            <w:r>
-              <w:rPr>
-                <w:b/>
-                <w:bCs/>
-              </w:rPr>
-              <w:t xml:space="preserve">to the top</w:t>
-            </w:r>
-            <w:r>
-              <w:t xml:space="preserve"> </w:t>
-            </w:r>
-            <w:r>
-              <w:t xml:space="preserve">(gold-wash expanded state +</w:t>
-            </w:r>
-            <w:r>
-              <w:t xml:space="preserve"> </w:t>
-            </w:r>
-            <w:r>
-              <w:t xml:space="preserve">“‹ Show top regions”</w:t>
-            </w:r>
-            <w:r>
-              <w:t xml:space="preserve"> </w:t>
-            </w:r>
-            <w:r>
-              <w:t xml:space="preserve">back link), and reveals the</w:t>
-            </w:r>
-            <w:r>
-              <w:t xml:space="preserve"> </w:t>
-            </w:r>
-            <w:r>
-              <w:rPr>
-                <w:b/>
-                <w:bCs/>
-              </w:rPr>
-              <w:t xml:space="preserve">remaining 13 PH regions</w:t>
-            </w:r>
-            <w:r>
-              <w:t xml:space="preserve"> </w:t>
-            </w:r>
-            <w:r>
-              <w:t xml:space="preserve">as a compact 2-col grid (Ilocos · Cagayan Valley · Bicol · MIMAROPA · Eastern Visayas · Zamboanga · Northern Mindanao · Davao · SOCCSKSARGEN · Caraga · BARMM · Cordillera/CAR · Outside PH) — both states fit one screen (no-scroll · Golden Rule 1).</w:t>
+              <w:rPr>
+                <w:i/>
+                <w:iCs/>
+              </w:rPr>
+              <w:t xml:space="preserve">→13-more single-select picker.)</w:t>
             </w:r>
           </w:p>
         </w:tc>

--- a/Onboarding_Blueprint_2026-05-30.docx
+++ b/Onboarding_Blueprint_2026-05-30.docx
@@ -1748,25 +1748,25 @@
                 <w:b/>
                 <w:bCs/>
               </w:rPr>
-              <w:t xml:space="preserve">monogram generates once all four are in</w:t>
-            </w:r>
-            <w:r>
-              <w:t xml:space="preserve"> </w:t>
-            </w:r>
-            <w:r>
-              <w:t xml:space="preserve">(light</w:t>
-            </w:r>
-            <w:r>
-              <w:t xml:space="preserve"> </w:t>
-            </w:r>
-            <w:r>
-              <w:t xml:space="preserve">“forming”</w:t>
-            </w:r>
-            <w:r>
-              <w:t xml:space="preserve"> </w:t>
-            </w:r>
-            <w:r>
-              <w:t xml:space="preserve">draft before that).</w:t>
+              <w:t xml:space="preserve">monogram’s gold frame shows from the start (muted draft) and brightens once all four are in</w:t>
+            </w:r>
+            <w:r>
+              <w:t xml:space="preserve"> </w:t>
+            </w:r>
+            <w:r>
+              <w:t xml:space="preserve">(gentle pop +</w:t>
+            </w:r>
+            <w:r>
+              <w:t xml:space="preserve"> </w:t>
+            </w:r>
+            <w:r>
+              <w:t xml:space="preserve">“✦ Your monogram”</w:t>
+            </w:r>
+            <w:r>
+              <w:t xml:space="preserve"> </w:t>
+            </w:r>
+            <w:r>
+              <w:t xml:space="preserve">caption).</w:t>
             </w:r>
           </w:p>
         </w:tc>
@@ -2124,17 +2124,7 @@
               <w:pStyle w:val="Compact"/>
             </w:pPr>
             <w:r>
-              <w:rPr>
-                <w:b/>
-                <w:bCs/>
-              </w:rPr>
-              <w:t xml:space="preserve">transient search scope, not stored</w:t>
-            </w:r>
-            <w:r>
-              <w:t xml:space="preserve"> </w:t>
-            </w:r>
-            <w:r>
-              <w:t xml:space="preserve">— couple picks</w:t>
+              <w:t xml:space="preserve">couple picks</w:t>
             </w:r>
             <w:r>
               <w:t xml:space="preserve"> </w:t>
@@ -2163,7 +2153,26 @@
               <w:t xml:space="preserve">search for a reception venue</w:t>
             </w:r>
             <w:r>
-              <w:t xml:space="preserve">; the stored anchor is the</w:t>
+              <w:t xml:space="preserve"> </w:t>
+            </w:r>
+            <w:r>
+              <w:t xml:space="preserve">AND as the</w:t>
+            </w:r>
+            <w:r>
+              <w:t xml:space="preserve"> </w:t>
+            </w:r>
+            <w:r>
+              <w:rPr>
+                <w:b/>
+                <w:bCs/>
+              </w:rPr>
+              <w:t xml:space="preserve">Phase-1 working anchor</w:t>
+            </w:r>
+            <w:r>
+              <w:t xml:space="preserve"> </w:t>
+            </w:r>
+            <w:r>
+              <w:t xml:space="preserve">(the area’s city centroid drives location filtering while no venue is locked); the stored anchor is the</w:t>
             </w:r>
             <w:r>
               <w:t xml:space="preserve"> </w:t>
@@ -2226,10 +2235,55 @@
                 <w:b/>
                 <w:bCs/>
               </w:rPr>
-              <w:t xml:space="preserve">scopes the reception-venue search</w:t>
-            </w:r>
-            <w:r>
-              <w:t xml:space="preserve">; vendor distance matching then anchors on the chosen reception coords (Vendor_Match §2a/§2b)</w:t>
+              <w:t xml:space="preserve">Phase 1:</w:t>
+            </w:r>
+            <w:r>
+              <w:t xml:space="preserve"> </w:t>
+            </w:r>
+            <w:r>
+              <w:t xml:space="preserve">area centroid = location filter (always-on, even pre-venue).</w:t>
+            </w:r>
+            <w:r>
+              <w:t xml:space="preserve"> </w:t>
+            </w:r>
+            <w:r>
+              <w:rPr>
+                <w:b/>
+                <w:bCs/>
+              </w:rPr>
+              <w:t xml:space="preserve">Phase 2:</w:t>
+            </w:r>
+            <w:r>
+              <w:t xml:space="preserve"> </w:t>
+            </w:r>
+            <w:r>
+              <w:rPr>
+                <w:b/>
+                <w:bCs/>
+              </w:rPr>
+              <w:t xml:space="preserve">realigns</w:t>
+            </w:r>
+            <w:r>
+              <w:t xml:space="preserve"> </w:t>
+            </w:r>
+            <w:r>
+              <w:t xml:space="preserve">to the chosen reception coords once locked.</w:t>
+            </w:r>
+            <w:r>
+              <w:t xml:space="preserve"> </w:t>
+            </w:r>
+            <w:r>
+              <w:rPr>
+                <w:b/>
+                <w:bCs/>
+              </w:rPr>
+              <w:t xml:space="preserve">Phase 3 (shortlist):</w:t>
+            </w:r>
+            <w:r>
+              <w:t xml:space="preserve"> </w:t>
+            </w:r>
+            <w:r>
+              <w:t xml:space="preserve">vendors labeled with which area/venue they’re nearest to. (Vendor_Match §2a/§2b)</w:t>
             </w:r>
           </w:p>
         </w:tc>
@@ -4299,7 +4353,7 @@
           <w:i/>
           <w:iCs/>
         </w:rPr>
-        <w:t xml:space="preserve">generates once all four are in</w:t>
+        <w:t xml:space="preserve">shows a muted draft frame from the start, brightens once all four are in</w:t>
       </w:r>
       <w:r>
         <w:rPr>
@@ -4329,7 +4383,7 @@
           <w:i/>
           <w:iCs/>
         </w:rPr>
-        <w:t xml:space="preserve">luxurious gold frames</w:t>
+        <w:t xml:space="preserve">luxurious recolorable SVG frames</w:t>
       </w:r>
       <w:r>
         <w:rPr>
@@ -4343,7 +4397,7 @@
           <w:i/>
           <w:iCs/>
         </w:rPr>
-        <w:t xml:space="preserve">· tap Frame/Font ·</w:t>
+        <w:t xml:space="preserve">· tap the monogram to restyle (curated combos) ·</w:t>
       </w:r>
       <w:r>
         <w:rPr>
@@ -6422,7 +6476,7 @@
           <w:b/>
           <w:bCs/>
         </w:rPr>
-        <w:t xml:space="preserve">4 luxurious gold monogram frames</w:t>
+        <w:t xml:space="preserve">4 premium hand-built gold monogram frames</w:t>
       </w:r>
       <w:r>
         <w:t xml:space="preserve"> </w:t>
@@ -6431,13 +6485,13 @@
         <w:rPr>
           <w:rStyle w:val="VerbatimChar"/>
         </w:rPr>
-        <w:t xml:space="preserve">assets/mono/{wreath,crest,square,oval}.webp</w:t>
-      </w:r>
-      <w:r>
-        <w:t xml:space="preserve"> </w:t>
-      </w:r>
-      <w:r>
-        <w:t xml:space="preserve">(the initials overlay live in</w:t>
+        <w:t xml:space="preserve">assets/mono/{wreath,crest,square,oval}.svg</w:t>
+      </w:r>
+      <w:r>
+        <w:t xml:space="preserve"> </w:t>
+      </w:r>
+      <w:r>
+        <w:t xml:space="preserve">(vector SVG · inlined as data-URIs · the initials overlay live in</w:t>
       </w:r>
       <w:r>
         <w:t xml:space="preserve"> </w:t>
@@ -7870,21 +7924,340 @@
                 <w:b/>
                 <w:bCs/>
               </w:rPr>
-              <w:t xml:space="preserve">Tap-to-restyle (owner 2026-06-01</w:t>
-            </w:r>
-            <w:r>
-              <w:rPr>
-                <w:b/>
-                <w:bCs/>
-              </w:rPr>
-              <w:t xml:space="preserve"> </w:t>
-            </w:r>
-            <w:r>
-              <w:rPr>
-                <w:b/>
-                <w:bCs/>
-              </w:rPr>
-              <w:t xml:space="preserve">“let them change the frame and font with a tap · so 2 buttons to change”</w:t>
+              <w:t xml:space="preserve">Tap-to-REGENERATE · no controls (owner 2026-06-04 · supersedes the 2026-06-01 Frame/Font two-button restyle):</w:t>
+            </w:r>
+            <w:r>
+              <w:t xml:space="preserve"> </w:t>
+            </w:r>
+            <w:r>
+              <w:t xml:space="preserve">the</w:t>
+            </w:r>
+            <w:r>
+              <w:t xml:space="preserve"> </w:t>
+            </w:r>
+            <w:r>
+              <w:rPr>
+                <w:b/>
+                <w:bCs/>
+              </w:rPr>
+              <w:t xml:space="preserve">Frame + Font buttons are removed</w:t>
+            </w:r>
+            <w:r>
+              <w:t xml:space="preserve"> </w:t>
+            </w:r>
+            <w:r>
+              <w:t xml:space="preserve">— the couple</w:t>
+            </w:r>
+            <w:r>
+              <w:t xml:space="preserve"> </w:t>
+            </w:r>
+            <w:r>
+              <w:rPr>
+                <w:b/>
+                <w:bCs/>
+              </w:rPr>
+              <w:t xml:space="preserve">taps the medallion to regenerate</w:t>
+            </w:r>
+            <w:r>
+              <w:t xml:space="preserve">, cycling the next</w:t>
+            </w:r>
+            <w:r>
+              <w:t xml:space="preserve"> </w:t>
+            </w:r>
+            <w:r>
+              <w:rPr>
+                <w:b/>
+                <w:bCs/>
+              </w:rPr>
+              <w:t xml:space="preserve">curated combination</w:t>
+            </w:r>
+            <w:r>
+              <w:t xml:space="preserve">; a muted</w:t>
+            </w:r>
+            <w:r>
+              <w:t xml:space="preserve"> </w:t>
+            </w:r>
+            <w:r>
+              <w:t xml:space="preserve">“↻ Tap the monogram for another style”</w:t>
+            </w:r>
+            <w:r>
+              <w:t xml:space="preserve"> </w:t>
+            </w:r>
+            <w:r>
+              <w:t xml:space="preserve">hint sits where the buttons were. The</w:t>
+            </w:r>
+            <w:r>
+              <w:t xml:space="preserve"> </w:t>
+            </w:r>
+            <w:r>
+              <w:rPr>
+                <w:b/>
+                <w:bCs/>
+              </w:rPr>
+              <w:t xml:space="preserve">app picks the pairing</w:t>
+            </w:r>
+            <w:r>
+              <w:t xml:space="preserve"> </w:t>
+            </w:r>
+            <w:r>
+              <w:t xml:space="preserve">(frame + font + colours) so every result is a strategically good-looking, on-brand combination — no choice-overload.</w:t>
+            </w:r>
+            <w:r>
+              <w:t xml:space="preserve"> </w:t>
+            </w:r>
+            <w:r>
+              <w:rPr>
+                <w:b/>
+                <w:bCs/>
+              </w:rPr>
+              <w:t xml:space="preserve">LUXURIOUS frames (owner 2026-06-01</w:t>
+            </w:r>
+            <w:r>
+              <w:rPr>
+                <w:b/>
+                <w:bCs/>
+              </w:rPr>
+              <w:t xml:space="preserve"> </w:t>
+            </w:r>
+            <w:r>
+              <w:rPr>
+                <w:b/>
+                <w:bCs/>
+              </w:rPr>
+              <w:t xml:space="preserve">“we want frames that would look premium for the guests · the letter need to fit properly inside the frame”</w:t>
+            </w:r>
+            <w:r>
+              <w:rPr>
+                <w:b/>
+                <w:bCs/>
+              </w:rPr>
+              <w:t xml:space="preserve"> </w:t>
+            </w:r>
+            <w:r>
+              <w:rPr>
+                <w:b/>
+                <w:bCs/>
+              </w:rPr>
+              <w:t xml:space="preserve">+ 5 ornate-gold reference frames):</w:t>
+            </w:r>
+            <w:r>
+              <w:t xml:space="preserve"> </w:t>
+            </w:r>
+            <w:r>
+              <w:t xml:space="preserve">the 4 frames are</w:t>
+            </w:r>
+            <w:r>
+              <w:t xml:space="preserve"> </w:t>
+            </w:r>
+            <w:r>
+              <w:rPr>
+                <w:b/>
+                <w:bCs/>
+              </w:rPr>
+              <w:t xml:space="preserve">premium hand-built wedding frames</w:t>
+            </w:r>
+            <w:r>
+              <w:t xml:space="preserve"> </w:t>
+            </w:r>
+            <w:r>
+              <w:t xml:space="preserve">(</w:t>
+            </w:r>
+            <w:r>
+              <w:rPr>
+                <w:b/>
+                <w:bCs/>
+              </w:rPr>
+              <w:t xml:space="preserve">inline vector SVG</w:t>
+            </w:r>
+            <w:r>
+              <w:t xml:space="preserve"> </w:t>
+            </w:r>
+            <w:r>
+              <w:t xml:space="preserve">· perfectly symmetric ·</w:t>
+            </w:r>
+            <w:r>
+              <w:t xml:space="preserve"> </w:t>
+            </w:r>
+            <w:r>
+              <w:rPr>
+                <w:b/>
+                <w:bCs/>
+              </w:rPr>
+              <w:t xml:space="preserve">flat — no shadow, no gradient ·</w:t>
+            </w:r>
+            <w:r>
+              <w:rPr>
+                <w:b/>
+                <w:bCs/>
+              </w:rPr>
+              <w:t xml:space="preserve"> </w:t>
+            </w:r>
+            <w:r>
+              <w:rPr>
+                <w:b/>
+                <w:bCs/>
+              </w:rPr>
+              <w:t xml:space="preserve">“just design”</w:t>
+            </w:r>
+            <w:r>
+              <w:t xml:space="preserve"> </w:t>
+            </w:r>
+            <w:r>
+              <w:t xml:space="preserve">(owner 2026-06-04) ·</w:t>
+            </w:r>
+            <w:r>
+              <w:t xml:space="preserve"> </w:t>
+            </w:r>
+            <w:r>
+              <w:rPr>
+                <w:b/>
+                <w:bCs/>
+              </w:rPr>
+              <w:t xml:space="preserve">recolorable</w:t>
+            </w:r>
+            <w:r>
+              <w:t xml:space="preserve">: every line/fill is class-coloured from the active combo via</w:t>
+            </w:r>
+            <w:r>
+              <w:t xml:space="preserve"> </w:t>
+            </w:r>
+            <w:r>
+              <w:rPr>
+                <w:rStyle w:val="VerbatimChar"/>
+              </w:rPr>
+              <w:t xml:space="preserve">--fc</w:t>
+            </w:r>
+            <w:r>
+              <w:t xml:space="preserve">/</w:t>
+            </w:r>
+            <w:r>
+              <w:rPr>
+                <w:rStyle w:val="VerbatimChar"/>
+              </w:rPr>
+              <w:t xml:space="preserve">--fc2</w:t>
+            </w:r>
+            <w:r>
+              <w:t xml:space="preserve">, so the</w:t>
+            </w:r>
+            <w:r>
+              <w:t xml:space="preserve"> </w:t>
+            </w:r>
+            <w:r>
+              <w:rPr>
+                <w:b/>
+                <w:bCs/>
+              </w:rPr>
+              <w:t xml:space="preserve">frame colour is paired to complement the initials</w:t>
+            </w:r>
+            <w:r>
+              <w:t xml:space="preserve"> </w:t>
+            </w:r>
+            <w:r>
+              <w:t xml:space="preserve">(gold ⟷ mulberry ⟷ obsidian duos from the brand palette) · clear center holds the initials · crisp at any size ·</w:t>
+            </w:r>
+            <w:r>
+              <w:t xml:space="preserve"> </w:t>
+            </w:r>
+            <w:r>
+              <w:rPr>
+                <w:rStyle w:val="VerbatimChar"/>
+              </w:rPr>
+              <w:t xml:space="preserve">assets/mono/{wreath,crest,square,oval}.svg</w:t>
+            </w:r>
+            <w:r>
+              <w:t xml:space="preserve">) cycling</w:t>
+            </w:r>
+            <w:r>
+              <w:t xml:space="preserve"> </w:t>
+            </w:r>
+            <w:r>
+              <w:rPr>
+                <w:b/>
+                <w:bCs/>
+              </w:rPr>
+              <w:t xml:space="preserve">round floral wreath → crowned heraldic crest → art-deco gold border → ornate oval cartouche</w:t>
+            </w:r>
+            <w:r>
+              <w:t xml:space="preserve"> </w:t>
+            </w:r>
+            <w:r>
+              <w:t xml:space="preserve">(the crest honors the interlocked-rings-with-crowns reference). The initials render</w:t>
+            </w:r>
+            <w:r>
+              <w:t xml:space="preserve"> </w:t>
+            </w:r>
+            <w:r>
+              <w:rPr>
+                <w:b/>
+                <w:bCs/>
+              </w:rPr>
+              <w:t xml:space="preserve">inside each frame’s clear center</w:t>
+            </w:r>
+            <w:r>
+              <w:t xml:space="preserve"> </w:t>
+            </w:r>
+            <w:r>
+              <w:t xml:space="preserve">(on the paper, since the center is transparent) in</w:t>
+            </w:r>
+            <w:r>
+              <w:t xml:space="preserve"> </w:t>
+            </w:r>
+            <w:r>
+              <w:rPr>
+                <w:rStyle w:val="VerbatimChar"/>
+              </w:rPr>
+              <w:t xml:space="preserve">.mono-letters</w:t>
+            </w:r>
+            <w:r>
+              <w:t xml:space="preserve"> </w:t>
+            </w:r>
+            <w:r>
+              <w:t xml:space="preserve">(the crest’s center sits below the crown → letters nudged down</w:t>
+            </w:r>
+            <w:r>
+              <w:t xml:space="preserve"> </w:t>
+            </w:r>
+            <w:r>
+              <w:rPr>
+                <w:rStyle w:val="VerbatimChar"/>
+              </w:rPr>
+              <w:t xml:space="preserve">translateY(11%)</w:t>
+            </w:r>
+            <w:r>
+              <w:t xml:space="preserve">); sizes tuned so even the widest case (</w:t>
+            </w:r>
+            <w:r>
+              <w:t xml:space="preserve">“M &amp; J”</w:t>
+            </w:r>
+            <w:r>
+              <w:t xml:space="preserve"> </w:t>
+            </w:r>
+            <w:r>
+              <w:t xml:space="preserve">in script) fits the narrowest frame (oval/crest ~79px clear) — verified across all 4 frames × 4 fonts.</w:t>
+            </w:r>
+            <w:r>
+              <w:t xml:space="preserve"> </w:t>
+            </w:r>
+            <w:r>
+              <w:rPr>
+                <w:b/>
+                <w:bCs/>
+              </w:rPr>
+              <w:t xml:space="preserve">PREMIUM-only fonts (owner 2026-06-01</w:t>
+            </w:r>
+            <w:r>
+              <w:rPr>
+                <w:b/>
+                <w:bCs/>
+              </w:rPr>
+              <w:t xml:space="preserve"> </w:t>
+            </w:r>
+            <w:r>
+              <w:rPr>
+                <w:b/>
+                <w:bCs/>
+              </w:rPr>
+              <w:t xml:space="preserve">“we will never offer basic fonts even if this is for free · that is fine”</w:t>
             </w:r>
             <w:r>
               <w:rPr>
@@ -7897,127 +8270,129 @@
               <w:t xml:space="preserve"> </w:t>
             </w:r>
             <w:r>
-              <w:t xml:space="preserve">two pill buttons in the tapzone —</w:t>
-            </w:r>
-            <w:r>
-              <w:t xml:space="preserve"> </w:t>
-            </w:r>
-            <w:r>
-              <w:rPr>
-                <w:b/>
-                <w:bCs/>
-              </w:rPr>
-              <w:t xml:space="preserve">Frame</w:t>
-            </w:r>
-            <w:r>
-              <w:t xml:space="preserve"> </w:t>
-            </w:r>
-            <w:r>
-              <w:t xml:space="preserve">+</w:t>
-            </w:r>
-            <w:r>
-              <w:t xml:space="preserve"> </w:t>
-            </w:r>
-            <w:r>
-              <w:rPr>
-                <w:b/>
-                <w:bCs/>
-              </w:rPr>
-              <w:t xml:space="preserve">Font</w:t>
-            </w:r>
-            <w:r>
-              <w:t xml:space="preserve"> </w:t>
-            </w:r>
-            <w:r>
-              <w:t xml:space="preserve">— restyle the medallion live (preview in the viewzone · controls in the tapzone, matching the budget/pax tap→preview pattern).</w:t>
-            </w:r>
-            <w:r>
-              <w:t xml:space="preserve"> </w:t>
-            </w:r>
-            <w:r>
-              <w:rPr>
-                <w:b/>
-                <w:bCs/>
-              </w:rPr>
-              <w:t xml:space="preserve">LUXURIOUS frames (owner 2026-06-01</w:t>
-            </w:r>
-            <w:r>
-              <w:rPr>
-                <w:b/>
-                <w:bCs/>
-              </w:rPr>
-              <w:t xml:space="preserve"> </w:t>
-            </w:r>
-            <w:r>
-              <w:rPr>
-                <w:b/>
-                <w:bCs/>
-              </w:rPr>
-              <w:t xml:space="preserve">“we want frames that would look premium for the guests · the letter need to fit properly inside the frame”</w:t>
-            </w:r>
-            <w:r>
-              <w:rPr>
-                <w:b/>
-                <w:bCs/>
-              </w:rPr>
-              <w:t xml:space="preserve"> </w:t>
-            </w:r>
-            <w:r>
-              <w:rPr>
-                <w:b/>
-                <w:bCs/>
-              </w:rPr>
-              <w:t xml:space="preserve">+ 5 ornate-gold reference frames):</w:t>
-            </w:r>
-            <w:r>
-              <w:t xml:space="preserve"> </w:t>
-            </w:r>
-            <w:r>
-              <w:t xml:space="preserve">the 4 frames are</w:t>
-            </w:r>
-            <w:r>
-              <w:t xml:space="preserve"> </w:t>
-            </w:r>
-            <w:r>
-              <w:rPr>
-                <w:b/>
-                <w:bCs/>
-              </w:rPr>
-              <w:t xml:space="preserve">real ornamental gold wedding frames</w:t>
-            </w:r>
-            <w:r>
-              <w:t xml:space="preserve"> </w:t>
-            </w:r>
-            <w:r>
-              <w:t xml:space="preserve">(Recraft-generated ·</w:t>
-            </w:r>
-            <w:r>
-              <w:t xml:space="preserve"> </w:t>
-            </w:r>
-            <w:r>
-              <w:rPr>
-                <w:b/>
-                <w:bCs/>
-              </w:rPr>
-              <w:t xml:space="preserve">transparent background</w:t>
-            </w:r>
-            <w:r>
-              <w:t xml:space="preserve"> </w:t>
-            </w:r>
-            <w:r>
-              <w:t xml:space="preserve">— owner 2026-06-01</w:t>
-            </w:r>
-            <w:r>
-              <w:t xml:space="preserve"> </w:t>
-            </w:r>
-            <w:r>
-              <w:t xml:space="preserve">“frames need to have transparent background”</w:t>
-            </w:r>
-            <w:r>
-              <w:t xml:space="preserve"> </w:t>
-            </w:r>
-            <w:r>
-              <w:t xml:space="preserve">→ the ivory ground was keyed out so only the gold filigree shows, sitting directly on the cream paper, clear center transparent too ·</w:t>
+              <w:rPr>
+                <w:b/>
+                <w:bCs/>
+              </w:rPr>
+              <w:t xml:space="preserve">Cormorant Garamond italic · Cinzel engraved caps · Playfair Display italic · Great Vibes calligraphy script</w:t>
+            </w:r>
+            <w:r>
+              <w:t xml:space="preserve"> </w:t>
+            </w:r>
+            <w:r>
+              <w:t xml:space="preserve">—</w:t>
+            </w:r>
+            <w:r>
+              <w:t xml:space="preserve"> </w:t>
+            </w:r>
+            <w:r>
+              <w:rPr>
+                <w:b/>
+                <w:bCs/>
+              </w:rPr>
+              <w:t xml:space="preserve">DM Mono dropped</w:t>
+            </w:r>
+            <w:r>
+              <w:t xml:space="preserve"> </w:t>
+            </w:r>
+            <w:r>
+              <w:t xml:space="preserve">(basic). Frames + 3 web-fonts are warmed on first load (Rule 7). This is a small</w:t>
+            </w:r>
+            <w:r>
+              <w:t xml:space="preserve"> </w:t>
+            </w:r>
+            <w:r>
+              <w:rPr>
+                <w:b/>
+                <w:bCs/>
+              </w:rPr>
+              <w:t xml:space="preserve">free</w:t>
+            </w:r>
+            <w:r>
+              <w:t xml:space="preserve"> </w:t>
+            </w:r>
+            <w:r>
+              <w:t xml:space="preserve">set; the</w:t>
+            </w:r>
+            <w:r>
+              <w:t xml:space="preserve"> </w:t>
+            </w:r>
+            <w:r>
+              <w:rPr>
+                <w:b/>
+                <w:bCs/>
+              </w:rPr>
+              <w:t xml:space="preserve">deeper premium frame/font library + Animated/Bespoke</w:t>
+            </w:r>
+            <w:r>
+              <w:t xml:space="preserve"> </w:t>
+            </w:r>
+            <w:r>
+              <w:t xml:space="preserve">stay the paid upgrade (0004 Pro Hero / 0037 Bespoke) — the dashboard Website editor + the Today’s Focus</w:t>
+            </w:r>
+            <w:r>
+              <w:t xml:space="preserve"> </w:t>
+            </w:r>
+            <w:r>
+              <w:rPr>
+                <w:b/>
+                <w:bCs/>
+              </w:rPr>
+              <w:t xml:space="preserve">“Design Monogram”</w:t>
+            </w:r>
+            <w:r>
+              <w:t xml:space="preserve"> </w:t>
+            </w:r>
+            <w:r>
+              <w:t xml:space="preserve">card. No new SKU; no scroll (665/665 · verified).</w:t>
+            </w:r>
+            <w:r>
+              <w:t xml:space="preserve"> </w:t>
+            </w:r>
+            <w:r>
+              <w:rPr>
+                <w:b/>
+                <w:bCs/>
+              </w:rPr>
+              <w:t xml:space="preserve">Four fields · Enter-to-advance · generate-on-complete (owner 2026-06-04):</w:t>
+            </w:r>
+            <w:r>
+              <w:t xml:space="preserve"> </w:t>
+            </w:r>
+            <w:r>
+              <w:t xml:space="preserve">the screen captures</w:t>
+            </w:r>
+            <w:r>
+              <w:t xml:space="preserve"> </w:t>
+            </w:r>
+            <w:r>
+              <w:rPr>
+                <w:b/>
+                <w:bCs/>
+              </w:rPr>
+              <w:t xml:space="preserve">Bride first + last</w:t>
+            </w:r>
+            <w:r>
+              <w:t xml:space="preserve"> </w:t>
+            </w:r>
+            <w:r>
+              <w:t xml:space="preserve">and</w:t>
+            </w:r>
+            <w:r>
+              <w:t xml:space="preserve"> </w:t>
+            </w:r>
+            <w:r>
+              <w:rPr>
+                <w:b/>
+                <w:bCs/>
+              </w:rPr>
+              <w:t xml:space="preserve">Groom first + last</w:t>
+            </w:r>
+            <w:r>
+              <w:t xml:space="preserve"> </w:t>
+            </w:r>
+            <w:r>
+              <w:t xml:space="preserve">as four fields (2×2 grid ·</w:t>
             </w:r>
             <w:r>
               <w:t xml:space="preserve"> </w:t>
@@ -8026,248 +8401,6 @@
               <w:rPr>
                 <w:rStyle w:val="VerbatimChar"/>
               </w:rPr>
-              <w:t xml:space="preserve">assets/mono/{wreath,crest,square,oval}.webp</w:t>
-            </w:r>
-            <w:r>
-              <w:t xml:space="preserve"> </w:t>
-            </w:r>
-            <w:r>
-              <w:t xml:space="preserve">RGBA) cycling</w:t>
-            </w:r>
-            <w:r>
-              <w:t xml:space="preserve"> </w:t>
-            </w:r>
-            <w:r>
-              <w:rPr>
-                <w:b/>
-                <w:bCs/>
-              </w:rPr>
-              <w:t xml:space="preserve">round floral wreath → crowned heraldic crest → art-deco gold border → ornate oval cartouche</w:t>
-            </w:r>
-            <w:r>
-              <w:t xml:space="preserve"> </w:t>
-            </w:r>
-            <w:r>
-              <w:t xml:space="preserve">(the crest honors the interlocked-rings-with-crowns reference). The initials render</w:t>
-            </w:r>
-            <w:r>
-              <w:t xml:space="preserve"> </w:t>
-            </w:r>
-            <w:r>
-              <w:rPr>
-                <w:b/>
-                <w:bCs/>
-              </w:rPr>
-              <w:t xml:space="preserve">inside each frame’s clear center</w:t>
-            </w:r>
-            <w:r>
-              <w:t xml:space="preserve"> </w:t>
-            </w:r>
-            <w:r>
-              <w:t xml:space="preserve">(on the paper, since the center is transparent) in</w:t>
-            </w:r>
-            <w:r>
-              <w:t xml:space="preserve"> </w:t>
-            </w:r>
-            <w:r>
-              <w:rPr>
-                <w:rStyle w:val="VerbatimChar"/>
-              </w:rPr>
-              <w:t xml:space="preserve">.mono-letters</w:t>
-            </w:r>
-            <w:r>
-              <w:t xml:space="preserve"> </w:t>
-            </w:r>
-            <w:r>
-              <w:t xml:space="preserve">(the crest’s center sits below the crown → letters nudged down</w:t>
-            </w:r>
-            <w:r>
-              <w:t xml:space="preserve"> </w:t>
-            </w:r>
-            <w:r>
-              <w:rPr>
-                <w:rStyle w:val="VerbatimChar"/>
-              </w:rPr>
-              <w:t xml:space="preserve">translateY(11%)</w:t>
-            </w:r>
-            <w:r>
-              <w:t xml:space="preserve">); sizes tuned so even the widest case (</w:t>
-            </w:r>
-            <w:r>
-              <w:t xml:space="preserve">“M &amp; J”</w:t>
-            </w:r>
-            <w:r>
-              <w:t xml:space="preserve"> </w:t>
-            </w:r>
-            <w:r>
-              <w:t xml:space="preserve">in script) fits the narrowest frame (oval/crest ~79px clear) — verified across all 4 frames × 4 fonts.</w:t>
-            </w:r>
-            <w:r>
-              <w:t xml:space="preserve"> </w:t>
-            </w:r>
-            <w:r>
-              <w:rPr>
-                <w:b/>
-                <w:bCs/>
-              </w:rPr>
-              <w:t xml:space="preserve">PREMIUM-only fonts (owner 2026-06-01</w:t>
-            </w:r>
-            <w:r>
-              <w:rPr>
-                <w:b/>
-                <w:bCs/>
-              </w:rPr>
-              <w:t xml:space="preserve"> </w:t>
-            </w:r>
-            <w:r>
-              <w:rPr>
-                <w:b/>
-                <w:bCs/>
-              </w:rPr>
-              <w:t xml:space="preserve">“we will never offer basic fonts even if this is for free · that is fine”</w:t>
-            </w:r>
-            <w:r>
-              <w:rPr>
-                <w:b/>
-                <w:bCs/>
-              </w:rPr>
-              <w:t xml:space="preserve">):</w:t>
-            </w:r>
-            <w:r>
-              <w:t xml:space="preserve"> </w:t>
-            </w:r>
-            <w:r>
-              <w:rPr>
-                <w:b/>
-                <w:bCs/>
-              </w:rPr>
-              <w:t xml:space="preserve">Cormorant Garamond italic · Cinzel engraved caps · Playfair Display italic · Great Vibes calligraphy script</w:t>
-            </w:r>
-            <w:r>
-              <w:t xml:space="preserve"> </w:t>
-            </w:r>
-            <w:r>
-              <w:t xml:space="preserve">—</w:t>
-            </w:r>
-            <w:r>
-              <w:t xml:space="preserve"> </w:t>
-            </w:r>
-            <w:r>
-              <w:rPr>
-                <w:b/>
-                <w:bCs/>
-              </w:rPr>
-              <w:t xml:space="preserve">DM Mono dropped</w:t>
-            </w:r>
-            <w:r>
-              <w:t xml:space="preserve"> </w:t>
-            </w:r>
-            <w:r>
-              <w:t xml:space="preserve">(basic). Frames + 3 web-fonts are warmed on first load (Rule 7). This is a small</w:t>
-            </w:r>
-            <w:r>
-              <w:t xml:space="preserve"> </w:t>
-            </w:r>
-            <w:r>
-              <w:rPr>
-                <w:b/>
-                <w:bCs/>
-              </w:rPr>
-              <w:t xml:space="preserve">free</w:t>
-            </w:r>
-            <w:r>
-              <w:t xml:space="preserve"> </w:t>
-            </w:r>
-            <w:r>
-              <w:t xml:space="preserve">set; the</w:t>
-            </w:r>
-            <w:r>
-              <w:t xml:space="preserve"> </w:t>
-            </w:r>
-            <w:r>
-              <w:rPr>
-                <w:b/>
-                <w:bCs/>
-              </w:rPr>
-              <w:t xml:space="preserve">deeper premium frame/font library + Animated/Bespoke</w:t>
-            </w:r>
-            <w:r>
-              <w:t xml:space="preserve"> </w:t>
-            </w:r>
-            <w:r>
-              <w:t xml:space="preserve">stay the paid upgrade (0004 Pro Hero / 0037 Bespoke) — the dashboard Website editor + the Today’s Focus</w:t>
-            </w:r>
-            <w:r>
-              <w:t xml:space="preserve"> </w:t>
-            </w:r>
-            <w:r>
-              <w:rPr>
-                <w:b/>
-                <w:bCs/>
-              </w:rPr>
-              <w:t xml:space="preserve">“Design Monogram”</w:t>
-            </w:r>
-            <w:r>
-              <w:t xml:space="preserve"> </w:t>
-            </w:r>
-            <w:r>
-              <w:t xml:space="preserve">card. No new SKU; no scroll (665/665 · verified).</w:t>
-            </w:r>
-            <w:r>
-              <w:t xml:space="preserve"> </w:t>
-            </w:r>
-            <w:r>
-              <w:rPr>
-                <w:b/>
-                <w:bCs/>
-              </w:rPr>
-              <w:t xml:space="preserve">Four fields · Enter-to-advance · generate-on-complete (owner 2026-06-04):</w:t>
-            </w:r>
-            <w:r>
-              <w:t xml:space="preserve"> </w:t>
-            </w:r>
-            <w:r>
-              <w:t xml:space="preserve">the screen captures</w:t>
-            </w:r>
-            <w:r>
-              <w:t xml:space="preserve"> </w:t>
-            </w:r>
-            <w:r>
-              <w:rPr>
-                <w:b/>
-                <w:bCs/>
-              </w:rPr>
-              <w:t xml:space="preserve">Bride first + last</w:t>
-            </w:r>
-            <w:r>
-              <w:t xml:space="preserve"> </w:t>
-            </w:r>
-            <w:r>
-              <w:t xml:space="preserve">and</w:t>
-            </w:r>
-            <w:r>
-              <w:t xml:space="preserve"> </w:t>
-            </w:r>
-            <w:r>
-              <w:rPr>
-                <w:b/>
-                <w:bCs/>
-              </w:rPr>
-              <w:t xml:space="preserve">Groom first + last</w:t>
-            </w:r>
-            <w:r>
-              <w:t xml:space="preserve"> </w:t>
-            </w:r>
-            <w:r>
-              <w:t xml:space="preserve">as four fields (2×2 grid ·</w:t>
-            </w:r>
-            <w:r>
-              <w:t xml:space="preserve"> </w:t>
-            </w:r>
-            <w:r>
-              <w:rPr>
-                <w:rStyle w:val="VerbatimChar"/>
-              </w:rPr>
               <w:t xml:space="preserve">label · first · last</w:t>
             </w:r>
             <w:r>
@@ -8319,81 +8452,107 @@
               <w:t xml:space="preserve">Enter on Groom last name closes the keyboard</w:t>
             </w:r>
             <w:r>
-              <w:t xml:space="preserve">. The medallion shows a light</w:t>
-            </w:r>
-            <w:r>
-              <w:t xml:space="preserve"> </w:t>
-            </w:r>
-            <w:r>
-              <w:rPr>
-                <w:b/>
-                <w:bCs/>
-              </w:rPr>
-              <w:t xml:space="preserve">“forming”</w:t>
-            </w:r>
-            <w:r>
-              <w:rPr>
-                <w:b/>
-                <w:bCs/>
-              </w:rPr>
-              <w:t xml:space="preserve"> </w:t>
-            </w:r>
-            <w:r>
-              <w:rPr>
-                <w:b/>
-                <w:bCs/>
-              </w:rPr>
-              <w:t xml:space="preserve">draft</w:t>
-            </w:r>
-            <w:r>
-              <w:t xml:space="preserve"> </w:t>
-            </w:r>
-            <w:r>
-              <w:t xml:space="preserve">(muted initials in a dashed ring, no gold frame) as they type, then</w:t>
-            </w:r>
-            <w:r>
-              <w:t xml:space="preserve"> </w:t>
-            </w:r>
-            <w:r>
-              <w:rPr>
-                <w:b/>
-                <w:bCs/>
-              </w:rPr>
-              <w:t xml:space="preserve">generates</w:t>
-            </w:r>
-            <w:r>
-              <w:t xml:space="preserve"> </w:t>
-            </w:r>
-            <w:r>
-              <w:t xml:space="preserve">— gold-frame reveal + a</w:t>
-            </w:r>
-            <w:r>
-              <w:t xml:space="preserve"> </w:t>
-            </w:r>
-            <w:r>
+              <w:t xml:space="preserve">. The gold frame shows</w:t>
+            </w:r>
+            <w:r>
+              <w:t xml:space="preserve"> </w:t>
+            </w:r>
+            <w:r>
+              <w:rPr>
+                <w:b/>
+                <w:bCs/>
+              </w:rPr>
+              <w:t xml:space="preserve">from the start as a muted draft</w:t>
+            </w:r>
+            <w:r>
+              <w:t xml:space="preserve"> </w:t>
+            </w:r>
+            <w:r>
+              <w:t xml:space="preserve">so couples can preview + cycle frame styles while typing (Frame/Font live immediately); once</w:t>
+            </w:r>
+            <w:r>
+              <w:t xml:space="preserve"> </w:t>
+            </w:r>
+            <w:r>
+              <w:rPr>
+                <w:b/>
+                <w:bCs/>
+              </w:rPr>
+              <w:t xml:space="preserve">all four names are entered</w:t>
+            </w:r>
+            <w:r>
+              <w:t xml:space="preserve"> </w:t>
+            </w:r>
+            <w:r>
+              <w:t xml:space="preserve">the mark</w:t>
+            </w:r>
+            <w:r>
+              <w:t xml:space="preserve"> </w:t>
+            </w:r>
+            <w:r>
+              <w:rPr>
+                <w:b/>
+                <w:bCs/>
+              </w:rPr>
+              <w:t xml:space="preserve">brightens to full + a</w:t>
+            </w:r>
+            <w:r>
+              <w:rPr>
+                <w:b/>
+                <w:bCs/>
+              </w:rPr>
+              <w:t xml:space="preserve"> </w:t>
+            </w:r>
+            <w:r>
+              <w:rPr>
+                <w:b/>
+                <w:bCs/>
+              </w:rPr>
               <w:t xml:space="preserve">“✦ Your monogram”</w:t>
             </w:r>
             <w:r>
-              <w:t xml:space="preserve"> </w:t>
-            </w:r>
-            <w:r>
-              <w:t xml:space="preserve">caption + a gentle pop —</w:t>
-            </w:r>
-            <w:r>
-              <w:t xml:space="preserve"> </w:t>
-            </w:r>
-            <w:r>
-              <w:rPr>
-                <w:b/>
-                <w:bCs/>
-              </w:rPr>
-              <w:t xml:space="preserve">once all four names are entered</w:t>
-            </w:r>
-            <w:r>
-              <w:t xml:space="preserve"> </w:t>
-            </w:r>
-            <w:r>
-              <w:t xml:space="preserve">(also fires on Continue if all four are filled). First-name initials still drive the mark (</w:t>
+              <w:rPr>
+                <w:b/>
+                <w:bCs/>
+              </w:rPr>
+              <w:t xml:space="preserve"> </w:t>
+            </w:r>
+            <w:r>
+              <w:rPr>
+                <w:b/>
+                <w:bCs/>
+              </w:rPr>
+              <w:t xml:space="preserve">caption fades in + a gentle pop</w:t>
+            </w:r>
+            <w:r>
+              <w:t xml:space="preserve"> </w:t>
+            </w:r>
+            <w:r>
+              <w:t xml:space="preserve">= the</w:t>
+            </w:r>
+            <w:r>
+              <w:t xml:space="preserve"> </w:t>
+            </w:r>
+            <w:r>
+              <w:t xml:space="preserve">“it’s done”</w:t>
+            </w:r>
+            <w:r>
+              <w:t xml:space="preserve"> </w:t>
+            </w:r>
+            <w:r>
+              <w:t xml:space="preserve">moment (owner 2026-06-04</w:t>
+            </w:r>
+            <w:r>
+              <w:t xml:space="preserve"> </w:t>
+            </w:r>
+            <w:r>
+              <w:t xml:space="preserve">“show while choosing”</w:t>
+            </w:r>
+            <w:r>
+              <w:t xml:space="preserve"> </w:t>
+            </w:r>
+            <w:r>
+              <w:t xml:space="preserve">· supersedes the same-day no-frame-until-complete reveal; also fires on Continue if all four are filled). First-name initials still drive the mark (</w:t>
             </w:r>
             <w:r>
               <w:t xml:space="preserve">“Maria … Juan”</w:t>
@@ -9127,58 +9286,13 @@
                 <w:b/>
                 <w:bCs/>
               </w:rPr>
-              <w:t xml:space="preserve">Top-10 PH wedding-cities CAROUSEL</w:t>
-            </w:r>
-            <w:r>
-              <w:t xml:space="preserve"> </w:t>
-            </w:r>
-            <w:r>
-              <w:t xml:space="preserve">sitting just above the search bar (owner 2026-06-04) — a horizontal scroll-snap strip of</w:t>
-            </w:r>
-            <w:r>
-              <w:t xml:space="preserve"> </w:t>
-            </w:r>
-            <w:r>
-              <w:rPr>
-                <w:b/>
-                <w:bCs/>
-              </w:rPr>
-              <w:t xml:space="preserve">City cards</w:t>
-            </w:r>
-            <w:r>
-              <w:t xml:space="preserve"> </w:t>
-            </w:r>
-            <w:r>
-              <w:t xml:space="preserve">ranked 1–10 (</w:t>
-            </w:r>
-            <w:r>
-              <w:rPr>
-                <w:b/>
-                <w:bCs/>
-              </w:rPr>
-              <w:t xml:space="preserve">Tagaytay · Cebu · Boracay · El Nido · Baguio · Nasugbu · Panglao · Manila · Makati · Vigan</w:t>
-            </w:r>
-            <w:r>
-              <w:t xml:space="preserve"> </w:t>
-            </w:r>
-            <w:r>
-              <w:t xml:space="preserve">— City, not region), each carrying a</w:t>
-            </w:r>
-            <w:r>
-              <w:t xml:space="preserve"> </w:t>
-            </w:r>
-            <w:r>
-              <w:rPr>
-                <w:b/>
-                <w:bCs/>
-              </w:rPr>
-              <w:t xml:space="preserve">per-city wedding nugget</w:t>
-            </w:r>
-            <w:r>
-              <w:t xml:space="preserve"> </w:t>
-            </w:r>
-            <w:r>
-              <w:t xml:space="preserve">(one-line local flavor — e.g. Tagaytay</w:t>
+              <w:t xml:space="preserve">Top-30 PH wedding-cities CAROUSEL</w:t>
+            </w:r>
+            <w:r>
+              <w:t xml:space="preserve"> </w:t>
+            </w:r>
+            <w:r>
+              <w:t xml:space="preserve">sitting just above the search bar (expanded from 10 · owner 2026-06-04</w:t>
             </w:r>
             <w:r>
               <w:t xml:space="preserve"> </w:t>
@@ -9188,175 +9302,55 @@
                 <w:i/>
                 <w:iCs/>
               </w:rPr>
-              <w:t xml:space="preserve">“cool-climate gardens &amp; ridges over Taal”</w:t>
-            </w:r>
-            <w:r>
-              <w:t xml:space="preserve">; production swaps a</w:t>
-            </w:r>
-            <w:r>
-              <w:t xml:space="preserve"> </w:t>
-            </w:r>
-            <w:r>
-              <w:rPr>
-                <w:b/>
-                <w:bCs/>
-              </w:rPr>
-              <w:t xml:space="preserve">real photo per city</w:t>
-            </w:r>
-            <w:r>
-              <w:t xml:space="preserve"> </w:t>
-            </w:r>
-            <w:r>
-              <w:t xml:space="preserve">behind the card scrim, like the pax/budget heroes). The carousel</w:t>
-            </w:r>
-            <w:r>
-              <w:t xml:space="preserve"> </w:t>
-            </w:r>
-            <w:r>
-              <w:rPr>
-                <w:b/>
-                <w:bCs/>
-              </w:rPr>
-              <w:t xml:space="preserve">slides DOWN out of view the moment you start typing, and rises back UP when the box is cleared</w:t>
-            </w:r>
-            <w:r>
-              <w:t xml:space="preserve"> </w:t>
-            </w:r>
-            <w:r>
-              <w:t xml:space="preserve">(owner 2026-06-04 · smooth transform+opacity transition · the results list cross-fades in).</w:t>
-            </w:r>
-            <w:r>
-              <w:t xml:space="preserve"> </w:t>
-            </w:r>
-            <w:r>
-              <w:rPr>
-                <w:b/>
-                <w:bCs/>
-              </w:rPr>
-              <w:t xml:space="preserve">“Near me”</w:t>
-            </w:r>
-            <w:r>
-              <w:t xml:space="preserve"> </w:t>
-            </w:r>
-            <w:r>
-              <w:t xml:space="preserve">reads device GPS (free) and re-sorts</w:t>
-            </w:r>
-            <w:r>
-              <w:t xml:space="preserve"> </w:t>
-            </w:r>
-            <w:r>
-              <w:rPr>
-                <w:b/>
-                <w:bCs/>
-              </w:rPr>
-              <w:t xml:space="preserve">nearest-first</w:t>
-            </w:r>
-            <w:r>
-              <w:t xml:space="preserve"> </w:t>
-            </w:r>
-            <w:r>
-              <w:t xml:space="preserve">with</w:t>
-            </w:r>
-            <w:r>
-              <w:t xml:space="preserve"> </w:t>
-            </w:r>
-            <w:r>
-              <w:rPr>
-                <w:rStyle w:val="VerbatimChar"/>
-              </w:rPr>
-              <w:t xml:space="preserve">· N km</w:t>
-            </w:r>
-            <w:r>
-              <w:t xml:space="preserve"> </w:t>
-            </w:r>
-            <w:r>
-              <w:t xml:space="preserve">hints (haversine);</w:t>
-            </w:r>
-            <w:r>
-              <w:t xml:space="preserve"> </w:t>
-            </w:r>
-            <w:r>
-              <w:rPr>
-                <w:b/>
-                <w:bCs/>
-              </w:rPr>
-              <w:t xml:space="preserve">typing searches EVERY PH locality</w:t>
-            </w:r>
-            <w:r>
-              <w:t xml:space="preserve"> </w:t>
-            </w:r>
-            <w:r>
-              <w:t xml:space="preserve">— the prototype now</w:t>
-            </w:r>
-            <w:r>
-              <w:t xml:space="preserve"> </w:t>
-            </w:r>
-            <w:r>
-              <w:rPr>
-                <w:b/>
-                <w:bCs/>
-              </w:rPr>
-              <w:t xml:space="preserve">bundles the complete PSGC set</w:t>
-            </w:r>
-            <w:r>
-              <w:t xml:space="preserve"> </w:t>
-            </w:r>
-            <w:r>
-              <w:t xml:space="preserve">(</w:t>
-            </w:r>
-            <w:r>
-              <w:rPr>
-                <w:b/>
-                <w:bCs/>
-              </w:rPr>
-              <w:t xml:space="preserve">all 81 provinces + 1,634 cities/municipalities = 1,665 places across all 17 regions</w:t>
-            </w:r>
-            <w:r>
-              <w:t xml:space="preserve">, incl. every archipelagic province — Batanes · Sulu · Tawi-Tawi · Dinagat Islands · Basilan · Guimaras · Marinduque · Siquijor · Romblon · Sarangani — so</w:t>
-            </w:r>
-            <w:r>
-              <w:t xml:space="preserve"> </w:t>
-            </w:r>
-            <w:r>
-              <w:rPr>
-                <w:b/>
-                <w:bCs/>
-              </w:rPr>
-              <w:t xml:space="preserve">no spot in the country is unavailable</w:t>
-            </w:r>
-            <w:r>
-              <w:t xml:space="preserve">, owner 2026-06-04; bundled as</w:t>
-            </w:r>
-            <w:r>
-              <w:t xml:space="preserve"> </w:t>
-            </w:r>
-            <w:r>
-              <w:rPr>
-                <w:rStyle w:val="VerbatimChar"/>
-              </w:rPr>
-              <w:t xml:space="preserve">assets/ph_places.js</w:t>
-            </w:r>
-            <w:r>
-              <w:t xml:space="preserve"> </w:t>
-            </w:r>
-            <w:r>
-              <w:t xml:space="preserve">~80KB on-device · ₱0, no Places API, instant per Golden Rule 7 · graceful Metro-Manila fallback if GPS denied) — swapping the carousel for a</w:t>
-            </w:r>
-            <w:r>
-              <w:t xml:space="preserve"> </w:t>
-            </w:r>
-            <w:r>
-              <w:rPr>
-                <w:b/>
-                <w:bCs/>
-              </w:rPr>
-              <w:t xml:space="preserve">results list, each row with a per-place nugget</w:t>
-            </w:r>
-            <w:r>
-              <w:t xml:space="preserve"> </w:t>
-            </w:r>
-            <w:r>
-              <w:t xml:space="preserve">(curated for the well-known cities · a graceful</w:t>
+              <w:t xml:space="preserve">“do top 30”</w:t>
+            </w:r>
+            <w:r>
+              <w:t xml:space="preserve">) — a horizontal scroll-snap strip of</w:t>
+            </w:r>
+            <w:r>
+              <w:t xml:space="preserve"> </w:t>
+            </w:r>
+            <w:r>
+              <w:rPr>
+                <w:b/>
+                <w:bCs/>
+              </w:rPr>
+              <w:t xml:space="preserve">City cards</w:t>
+            </w:r>
+            <w:r>
+              <w:t xml:space="preserve"> </w:t>
+            </w:r>
+            <w:r>
+              <w:t xml:space="preserve">ranked 1–30 (</w:t>
+            </w:r>
+            <w:r>
+              <w:rPr>
+                <w:b/>
+                <w:bCs/>
+              </w:rPr>
+              <w:t xml:space="preserve">Tagaytay · Cebu · Boracay · El Nido · Baguio · Nasugbu · Panglao · Manila · Makati · Vigan · Quezon City · BGC · Davao · Iloilo · Bacolod · Puerto Princesa · Coron · Siargao · Dumaguete · Bohol · Mactan · Subic · La Union · Clark · Calatagan · Antipolo · Cagayan de Oro · Siquijor · Legazpi · Sagada</w:t>
+            </w:r>
+            <w:r>
+              <w:t xml:space="preserve"> </w:t>
+            </w:r>
+            <w:r>
+              <w:t xml:space="preserve">— City, not region), each with a</w:t>
+            </w:r>
+            <w:r>
+              <w:t xml:space="preserve"> </w:t>
+            </w:r>
+            <w:r>
+              <w:rPr>
+                <w:b/>
+                <w:bCs/>
+              </w:rPr>
+              <w:t xml:space="preserve">per-city wedding nugget</w:t>
+            </w:r>
+            <w:r>
+              <w:t xml:space="preserve"> </w:t>
+            </w:r>
+            <w:r>
+              <w:t xml:space="preserve">(one-line local flavor — e.g. Tagaytay</w:t>
             </w:r>
             <w:r>
               <w:t xml:space="preserve"> </w:t>
@@ -9366,13 +9360,332 @@
                 <w:i/>
                 <w:iCs/>
               </w:rPr>
+              <w:t xml:space="preserve">“cool-climate gardens &amp; ridges over Taal”</w:t>
+            </w:r>
+            <w:r>
+              <w:t xml:space="preserve">) AND a</w:t>
+            </w:r>
+            <w:r>
+              <w:t xml:space="preserve"> </w:t>
+            </w:r>
+            <w:r>
+              <w:rPr>
+                <w:b/>
+                <w:bCs/>
+              </w:rPr>
+              <w:t xml:space="preserve">real generated photo</w:t>
+            </w:r>
+            <w:r>
+              <w:t xml:space="preserve"> </w:t>
+            </w:r>
+            <w:r>
+              <w:t xml:space="preserve">behind the card scrim (</w:t>
+            </w:r>
+            <w:r>
+              <w:rPr>
+                <w:b/>
+                <w:bCs/>
+              </w:rPr>
+              <w:t xml:space="preserve">30 Recraft photos shipped</w:t>
+            </w:r>
+            <w:r>
+              <w:t xml:space="preserve"> </w:t>
+            </w:r>
+            <w:r>
+              <w:t xml:space="preserve">·</w:t>
+            </w:r>
+            <w:r>
+              <w:t xml:space="preserve"> </w:t>
+            </w:r>
+            <w:r>
+              <w:rPr>
+                <w:rStyle w:val="VerbatimChar"/>
+              </w:rPr>
+              <w:t xml:space="preserve">assets/cities/{key}.webp</w:t>
+            </w:r>
+            <w:r>
+              <w:t xml:space="preserve"> </w:t>
+            </w:r>
+            <w:r>
+              <w:t xml:space="preserve">· 428×760 WebP · ~1.2MB total · preloaded per Rule 7). The carousel</w:t>
+            </w:r>
+            <w:r>
+              <w:t xml:space="preserve"> </w:t>
+            </w:r>
+            <w:r>
+              <w:rPr>
+                <w:b/>
+                <w:bCs/>
+              </w:rPr>
+              <w:t xml:space="preserve">slides DOWN out of view the moment you start typing, and rises back UP when the box is cleared</w:t>
+            </w:r>
+            <w:r>
+              <w:t xml:space="preserve"> </w:t>
+            </w:r>
+            <w:r>
+              <w:t xml:space="preserve">(owner 2026-06-04 · smooth transform+opacity transition · the results list cross-fades in).</w:t>
+            </w:r>
+            <w:r>
+              <w:t xml:space="preserve"> </w:t>
+            </w:r>
+            <w:r>
+              <w:rPr>
+                <w:b/>
+                <w:bCs/>
+              </w:rPr>
+              <w:t xml:space="preserve">“Near me”</w:t>
+            </w:r>
+            <w:r>
+              <w:t xml:space="preserve"> </w:t>
+            </w:r>
+            <w:r>
+              <w:t xml:space="preserve">reads device GPS (free) and re-sorts</w:t>
+            </w:r>
+            <w:r>
+              <w:t xml:space="preserve"> </w:t>
+            </w:r>
+            <w:r>
+              <w:rPr>
+                <w:b/>
+                <w:bCs/>
+              </w:rPr>
+              <w:t xml:space="preserve">nearest-first</w:t>
+            </w:r>
+            <w:r>
+              <w:t xml:space="preserve"> </w:t>
+            </w:r>
+            <w:r>
+              <w:t xml:space="preserve">with</w:t>
+            </w:r>
+            <w:r>
+              <w:t xml:space="preserve"> </w:t>
+            </w:r>
+            <w:r>
+              <w:rPr>
+                <w:rStyle w:val="VerbatimChar"/>
+              </w:rPr>
+              <w:t xml:space="preserve">· N km</w:t>
+            </w:r>
+            <w:r>
+              <w:t xml:space="preserve"> </w:t>
+            </w:r>
+            <w:r>
+              <w:t xml:space="preserve">hints (haversine);</w:t>
+            </w:r>
+            <w:r>
+              <w:t xml:space="preserve"> </w:t>
+            </w:r>
+            <w:r>
+              <w:rPr>
+                <w:b/>
+                <w:bCs/>
+              </w:rPr>
+              <w:t xml:space="preserve">typing searches EVERY PH locality</w:t>
+            </w:r>
+            <w:r>
+              <w:t xml:space="preserve"> </w:t>
+            </w:r>
+            <w:r>
+              <w:t xml:space="preserve">— the prototype now</w:t>
+            </w:r>
+            <w:r>
+              <w:t xml:space="preserve"> </w:t>
+            </w:r>
+            <w:r>
+              <w:rPr>
+                <w:b/>
+                <w:bCs/>
+              </w:rPr>
+              <w:t xml:space="preserve">bundles the complete PSGC set</w:t>
+            </w:r>
+            <w:r>
+              <w:t xml:space="preserve"> </w:t>
+            </w:r>
+            <w:r>
+              <w:t xml:space="preserve">(</w:t>
+            </w:r>
+            <w:r>
+              <w:rPr>
+                <w:b/>
+                <w:bCs/>
+              </w:rPr>
+              <w:t xml:space="preserve">all 81 provinces + 1,634 cities/municipalities = 1,665 places across all 17 regions</w:t>
+            </w:r>
+            <w:r>
+              <w:t xml:space="preserve">, incl. every archipelagic province — Batanes · Sulu · Tawi-Tawi · Dinagat Islands · Basilan · Guimaras · Marinduque · Siquijor · Romblon · Sarangani — so</w:t>
+            </w:r>
+            <w:r>
+              <w:t xml:space="preserve"> </w:t>
+            </w:r>
+            <w:r>
+              <w:rPr>
+                <w:b/>
+                <w:bCs/>
+              </w:rPr>
+              <w:t xml:space="preserve">no spot in the country is unavailable</w:t>
+            </w:r>
+            <w:r>
+              <w:t xml:space="preserve">, owner 2026-06-04; bundled as</w:t>
+            </w:r>
+            <w:r>
+              <w:t xml:space="preserve"> </w:t>
+            </w:r>
+            <w:r>
+              <w:rPr>
+                <w:rStyle w:val="VerbatimChar"/>
+              </w:rPr>
+              <w:t xml:space="preserve">assets/ph_places.js</w:t>
+            </w:r>
+            <w:r>
+              <w:t xml:space="preserve"> </w:t>
+            </w:r>
+            <w:r>
+              <w:t xml:space="preserve">~80KB on-device · ₱0, no Places API, instant per Golden Rule 7 · graceful Metro-Manila fallback if GPS denied) — swapping the carousel for a</w:t>
+            </w:r>
+            <w:r>
+              <w:t xml:space="preserve"> </w:t>
+            </w:r>
+            <w:r>
+              <w:rPr>
+                <w:b/>
+                <w:bCs/>
+              </w:rPr>
+              <w:t xml:space="preserve">results list, each row with a per-place nugget</w:t>
+            </w:r>
+            <w:r>
+              <w:t xml:space="preserve"> </w:t>
+            </w:r>
+            <w:r>
+              <w:t xml:space="preserve">(curated for the well-known cities · a graceful</w:t>
+            </w:r>
+            <w:r>
+              <w:t xml:space="preserve"> </w:t>
+            </w:r>
+            <w:r>
+              <w:rPr>
+                <w:i/>
+                <w:iCs/>
+              </w:rPr>
               <w:t xml:space="preserve">“venues &amp; vendors who serve {place}”</w:t>
             </w:r>
             <w:r>
               <w:t xml:space="preserve"> </w:t>
             </w:r>
             <w:r>
-              <w:t xml:space="preserve">fallback otherwise). The 10 curated carousel cities keep precise coords + nuggets; the long-tail PSGC places carry a region-centroid coord for the Near-me sort and resolve to the same anchor model on pick.</w:t>
+              <w:t xml:space="preserve">fallback otherwise). The 30 curated carousel cities keep precise coords + nuggets + real photos; the long-tail PSGC places carry a region-centroid coord for the Near-me sort and resolve to the same anchor model on pick.</w:t>
+            </w:r>
+            <w:r>
+              <w:t xml:space="preserve"> </w:t>
+            </w:r>
+            <w:r>
+              <w:rPr>
+                <w:b/>
+                <w:bCs/>
+              </w:rPr>
+              <w:t xml:space="preserve">Photo scope (owner 2026-06-04</w:t>
+            </w:r>
+            <w:r>
+              <w:rPr>
+                <w:b/>
+                <w:bCs/>
+              </w:rPr>
+              <w:t xml:space="preserve"> </w:t>
+            </w:r>
+            <w:r>
+              <w:rPr>
+                <w:b/>
+                <w:bCs/>
+              </w:rPr>
+              <w:t xml:space="preserve">“do top 30”</w:t>
+            </w:r>
+            <w:r>
+              <w:rPr>
+                <w:b/>
+                <w:bCs/>
+              </w:rPr>
+              <w:t xml:space="preserve">):</w:t>
+            </w:r>
+            <w:r>
+              <w:t xml:space="preserve"> </w:t>
+            </w:r>
+            <w:r>
+              <w:t xml:space="preserve">real photos are the</w:t>
+            </w:r>
+            <w:r>
+              <w:t xml:space="preserve"> </w:t>
+            </w:r>
+            <w:r>
+              <w:rPr>
+                <w:b/>
+                <w:bCs/>
+              </w:rPr>
+              <w:t xml:space="preserve">Top-30 carousel’s</w:t>
+            </w:r>
+            <w:r>
+              <w:t xml:space="preserve"> </w:t>
+            </w:r>
+            <w:r>
+              <w:t xml:space="preserve">treatment only — the search-results long tail (all 1,665 PSGC localities) stays</w:t>
+            </w:r>
+            <w:r>
+              <w:t xml:space="preserve"> </w:t>
+            </w:r>
+            <w:r>
+              <w:rPr>
+                <w:b/>
+                <w:bCs/>
+              </w:rPr>
+              <w:t xml:space="preserve">nuggets/text</w:t>
+            </w:r>
+            <w:r>
+              <w:t xml:space="preserve"> </w:t>
+            </w:r>
+            <w:r>
+              <w:t xml:space="preserve">(no per-municipality photo banks · doesn’t scale · nuggets are ₱0 + infinite); a</w:t>
+            </w:r>
+            <w:r>
+              <w:t xml:space="preserve"> </w:t>
+            </w:r>
+            <w:r>
+              <w:rPr>
+                <w:b/>
+                <w:bCs/>
+              </w:rPr>
+              <w:t xml:space="preserve">17-image region-level fallback</w:t>
+            </w:r>
+            <w:r>
+              <w:t xml:space="preserve"> </w:t>
+            </w:r>
+            <w:r>
+              <w:t xml:space="preserve">is the path</w:t>
+            </w:r>
+            <w:r>
+              <w:t xml:space="preserve"> </w:t>
+            </w:r>
+            <w:r>
+              <w:rPr>
+                <w:i/>
+                <w:iCs/>
+              </w:rPr>
+              <w:t xml:space="preserve">if/when</w:t>
+            </w:r>
+            <w:r>
+              <w:t xml:space="preserve"> </w:t>
+            </w:r>
+            <w:r>
+              <w:t xml:space="preserve">a downstream</w:t>
+            </w:r>
+            <w:r>
+              <w:t xml:space="preserve"> </w:t>
+            </w:r>
+            <w:r>
+              <w:t xml:space="preserve">“your place”</w:t>
+            </w:r>
+            <w:r>
+              <w:t xml:space="preserve"> </w:t>
+            </w:r>
+            <w:r>
+              <w:t xml:space="preserve">hero is added, never per-municipality.</w:t>
             </w:r>
             <w:r>
               <w:t xml:space="preserve"> </w:t>
